--- a/outputs/a01/a01_ficha_tecnica.docx
+++ b/outputs/a01/a01_ficha_tecnica.docx
@@ -1,8 +1,8 @@
 
 <file path=word/document.xml><?xml version="1.0" encoding="utf-8"?>
-<w:document xmlns:w="http://schemas.openxmlformats.org/wordprocessingml/2006/main" xmlns:ns1="http://schemas.openxmlformats.org/markup-compatibility/2006" xmlns:ns2="http://schemas.microsoft.com/office/word/2010/wordml" xmlns:ns3="http://schemas.openxmlformats.org/drawingml/2006/wordprocessingDrawing" xmlns:ns4="http://schemas.microsoft.com/office/word/2010/wordprocessingDrawing" xmlns:ns5="http://schemas.openxmlformats.org/drawingml/2006/main" xmlns:ns6="http://schemas.openxmlformats.org/drawingml/2006/picture" xmlns:ns7="http://schemas.openxmlformats.org/officeDocument/2006/relationships" xmlns:w15="http://schemas.microsoft.com/office/word/2012/wordml" xmlns:w16="http://schemas.microsoft.com/office/word/2018/wordml" xmlns:w16cex="http://schemas.microsoft.com/office/word/2018/wordml/cex" xmlns:w16cid="http://schemas.microsoft.com/office/word/2016/wordml/cid" xmlns:w16du="http://schemas.microsoft.com/office/word/2023/wordml/word16du" xmlns:w16se="http://schemas.microsoft.com/office/word/2015/wordml/symex" xmlns:w16sdtfl="http://schemas.microsoft.com/office/word/2020/wordml/sdtdatahash" xmlns:w16sdtdh="http://schemas.microsoft.com/office/word/2020/wordml/sdtdatahash" xmlns:w14="http://schemas.microsoft.com/office/word/2010/wordml" xmlns:wp14="http://schemas.microsoft.com/office/word/2010/wordprocessingDrawing" ns1:Ignorable="w14 w15 w16se w16cid w16 w16cex w16sdtdh w16sdtfl w16du wp14">
+<w:document xmlns:wpc="http://schemas.microsoft.com/office/word/2010/wordprocessingCanvas" xmlns:cx="http://schemas.microsoft.com/office/drawing/2014/chartex" xmlns:cx1="http://schemas.microsoft.com/office/drawing/2015/9/8/chartex" xmlns:cx2="http://schemas.microsoft.com/office/drawing/2015/10/21/chartex" xmlns:cx3="http://schemas.microsoft.com/office/drawing/2016/5/9/chartex" xmlns:cx4="http://schemas.microsoft.com/office/drawing/2016/5/10/chartex" xmlns:cx5="http://schemas.microsoft.com/office/drawing/2016/5/11/chartex" xmlns:cx6="http://schemas.microsoft.com/office/drawing/2016/5/12/chartex" xmlns:cx7="http://schemas.microsoft.com/office/drawing/2016/5/13/chartex" xmlns:cx8="http://schemas.microsoft.com/office/drawing/2016/5/14/chartex" xmlns:mc="http://schemas.openxmlformats.org/markup-compatibility/2006" xmlns:aink="http://schemas.microsoft.com/office/drawing/2016/ink" xmlns:am3d="http://schemas.microsoft.com/office/drawing/2017/model3d" xmlns:o="urn:schemas-microsoft-com:office:office" xmlns:oel="http://schemas.microsoft.com/office/2019/extlst" xmlns:r="http://schemas.openxmlformats.org/officeDocument/2006/relationships" xmlns:m="http://schemas.openxmlformats.org/officeDocument/2006/math" xmlns:v="urn:schemas-microsoft-com:vml" xmlns:wp14="http://schemas.microsoft.com/office/word/2010/wordprocessingDrawing" xmlns:wp="http://schemas.openxmlformats.org/drawingml/2006/wordprocessingDrawing" xmlns:w10="urn:schemas-microsoft-com:office:word" xmlns:w="http://schemas.openxmlformats.org/wordprocessingml/2006/main" xmlns:w14="http://schemas.microsoft.com/office/word/2010/wordml" xmlns:w15="http://schemas.microsoft.com/office/word/2012/wordml" xmlns:w16cex="http://schemas.microsoft.com/office/word/2018/wordml/cex" xmlns:w16cid="http://schemas.microsoft.com/office/word/2016/wordml/cid" xmlns:w16="http://schemas.microsoft.com/office/word/2018/wordml" xmlns:w16du="http://schemas.microsoft.com/office/word/2023/wordml/word16du" xmlns:w16sdtdh="http://schemas.microsoft.com/office/word/2020/wordml/sdtdatahash" xmlns:w16sdtfl="http://schemas.microsoft.com/office/word/2024/wordml/sdtformatlock" xmlns:w16se="http://schemas.microsoft.com/office/word/2015/wordml/symex" xmlns:wpg="http://schemas.microsoft.com/office/word/2010/wordprocessingGroup" xmlns:wpi="http://schemas.microsoft.com/office/word/2010/wordprocessingInk" xmlns:wne="http://schemas.microsoft.com/office/word/2006/wordml" xmlns:wps="http://schemas.microsoft.com/office/word/2010/wordprocessingShape" mc:Ignorable="w14 w15 w16se w16cid w16 w16cex w16sdtdh w16sdtfl w16du wp14">
   <w:body>
-    <w:p ns2:paraId="626D87FC" ns2:textId="77777777">
+    <w:p>
       <w:pPr>
         <w:widowControl w:val="0"/>
         <w:pBdr>
@@ -15,120 +15,120 @@
         <w:spacing w:after="0" w:line="276" w:lineRule="auto"/>
       </w:pPr>
     </w:p>
-    <w:p ns2:paraId="1F06B188" ns2:textId="77777777">
+    <w:p>
       <w:r>
         <w:rPr>
           <w:noProof/>
         </w:rPr>
         <w:drawing>
-          <ns3:anchor distT="0" distB="0" distL="114300" distR="114300" simplePos="0" relativeHeight="251658240" behindDoc="0" locked="0" layoutInCell="1" hidden="0" allowOverlap="1" ns4:anchorId="7490E72F" ns4:editId="7601E0FE">
-            <ns3:simplePos x="0" y="0"/>
-            <ns3:positionH relativeFrom="column">
-              <ns3:posOffset>590550</ns3:posOffset>
-            </ns3:positionH>
-            <ns3:positionV relativeFrom="paragraph">
-              <ns3:posOffset>0</ns3:posOffset>
-            </ns3:positionV>
-            <ns3:extent cx="3373120" cy="2032000"/>
-            <ns3:effectExtent l="0" t="0" r="0" b="0"/>
-            <ns3:wrapSquare wrapText="bothSides" distT="0" distB="0" distL="114300" distR="114300"/>
-            <ns3:docPr id="1001" name="image5.jpg" descr="A logo with green leaves  AI-generated content may be incorrect."/>
-            <ns3:cNvGraphicFramePr/>
-            <ns5:graphic>
-              <ns5:graphicData uri="http://schemas.openxmlformats.org/drawingml/2006/picture">
-                <ns6:pic>
-                  <ns6:nvPicPr>
-                    <ns6:cNvPr id="0" name="image5.jpg" descr="A logo with green leaves  AI-generated content may be incorrect."/>
-                    <ns6:cNvPicPr preferRelativeResize="0"/>
-                  </ns6:nvPicPr>
-                  <ns6:blipFill>
-                    <ns5:blip ns7:embed="rId9"/>
-                    <ns5:srcRect/>
-                    <ns5:stretch>
-                      <ns5:fillRect/>
-                    </ns5:stretch>
-                  </ns6:blipFill>
-                  <ns6:spPr>
-                    <ns5:xfrm>
-                      <ns5:off x="0" y="0"/>
-                      <ns5:ext cx="3373120" cy="2032000"/>
-                    </ns5:xfrm>
-                    <ns5:prstGeom prst="rect">
-                      <ns5:avLst/>
-                    </ns5:prstGeom>
-                    <ns5:ln/>
-                  </ns6:spPr>
-                </ns6:pic>
-              </ns5:graphicData>
-            </ns5:graphic>
-          </ns3:anchor>
+          <wp:anchor distT="0" distB="0" distL="114300" distR="114300" simplePos="0" relativeHeight="251658240" behindDoc="0" locked="0" layoutInCell="1" hidden="0" allowOverlap="1" wp14:anchorId="7490E72F" wp14:editId="7601E0FE">
+            <wp:simplePos x="0" y="0"/>
+            <wp:positionH relativeFrom="column">
+              <wp:posOffset>590550</wp:posOffset>
+            </wp:positionH>
+            <wp:positionV relativeFrom="paragraph">
+              <wp:posOffset>0</wp:posOffset>
+            </wp:positionV>
+            <wp:extent cx="3373120" cy="2032000"/>
+            <wp:effectExtent l="0" t="0" r="0" b="0"/>
+            <wp:wrapSquare wrapText="bothSides" distT="0" distB="0" distL="114300" distR="114300"/>
+            <wp:docPr id="1001" name="image5.jpg" descr="A logo with green leaves  AI-generated content may be incorrect."/>
+            <wp:cNvGraphicFramePr/>
+            <a:graphic xmlns:a="http://schemas.openxmlformats.org/drawingml/2006/main">
+              <a:graphicData uri="http://schemas.openxmlformats.org/drawingml/2006/picture">
+                <pic:pic xmlns:pic="http://schemas.openxmlformats.org/drawingml/2006/picture">
+                  <pic:nvPicPr>
+                    <pic:cNvPr id="0" name="image5.jpg" descr="A logo with green leaves  AI-generated content may be incorrect."/>
+                    <pic:cNvPicPr preferRelativeResize="0"/>
+                  </pic:nvPicPr>
+                  <pic:blipFill>
+                    <a:blip r:embed="rId9"/>
+                    <a:srcRect/>
+                    <a:stretch>
+                      <a:fillRect/>
+                    </a:stretch>
+                  </pic:blipFill>
+                  <pic:spPr>
+                    <a:xfrm>
+                      <a:off x="0" y="0"/>
+                      <a:ext cx="3373120" cy="2032000"/>
+                    </a:xfrm>
+                    <a:prstGeom prst="rect">
+                      <a:avLst/>
+                    </a:prstGeom>
+                    <a:ln/>
+                  </pic:spPr>
+                </pic:pic>
+              </a:graphicData>
+            </a:graphic>
+          </wp:anchor>
         </w:drawing>
       </w:r>
     </w:p>
-    <w:p ns2:paraId="5ED55FDB" ns2:textId="77777777"/>
-    <w:p ns2:paraId="3ACB5044" ns2:textId="77777777"/>
-    <w:p ns2:paraId="24D31646" ns2:textId="77777777">
+    <w:p/>
+    <w:p/>
+    <w:p>
       <w:r>
         <w:rPr>
           <w:noProof/>
         </w:rPr>
         <w:drawing>
-          <ns3:anchor distT="0" distB="0" distL="114300" distR="114300" simplePos="0" relativeHeight="251659264" behindDoc="0" locked="0" layoutInCell="1" hidden="0" allowOverlap="1" ns4:anchorId="41217845" ns4:editId="3C0FBC9E">
-            <ns3:simplePos x="0" y="0"/>
-            <ns3:positionH relativeFrom="column">
-              <ns3:posOffset>2634615</ns3:posOffset>
-            </ns3:positionH>
-            <ns3:positionV relativeFrom="paragraph">
-              <ns3:posOffset>130810</ns3:posOffset>
-            </ns3:positionV>
-            <ns3:extent cx="2266950" cy="1295400"/>
-            <ns3:effectExtent l="0" t="0" r="0" b="0"/>
-            <ns3:wrapNone/>
-            <ns3:docPr id="1002" name="image1.png" descr="A black background with white text and brown lines  AI-generated content may be incorrect."/>
-            <ns3:cNvGraphicFramePr/>
-            <ns5:graphic>
-              <ns5:graphicData uri="http://schemas.openxmlformats.org/drawingml/2006/picture">
-                <ns6:pic>
-                  <ns6:nvPicPr>
-                    <ns6:cNvPr id="0" name="image1.png" descr="A black background with white text and brown lines  AI-generated content may be incorrect."/>
-                    <ns6:cNvPicPr preferRelativeResize="0"/>
-                  </ns6:nvPicPr>
-                  <ns6:blipFill>
-                    <ns5:blip ns7:embed="rId10"/>
-                    <ns5:srcRect/>
-                    <ns5:stretch>
-                      <ns5:fillRect/>
-                    </ns5:stretch>
-                  </ns6:blipFill>
-                  <ns6:spPr>
-                    <ns5:xfrm>
-                      <ns5:off x="0" y="0"/>
-                      <ns5:ext cx="2266950" cy="1295400"/>
-                    </ns5:xfrm>
-                    <ns5:prstGeom prst="rect">
-                      <ns5:avLst/>
-                    </ns5:prstGeom>
-                    <ns5:ln/>
-                  </ns6:spPr>
-                </ns6:pic>
-              </ns5:graphicData>
-            </ns5:graphic>
-          </ns3:anchor>
+          <wp:anchor distT="0" distB="0" distL="114300" distR="114300" simplePos="0" relativeHeight="251659264" behindDoc="0" locked="0" layoutInCell="1" hidden="0" allowOverlap="1" wp14:anchorId="41217845" wp14:editId="3C0FBC9E">
+            <wp:simplePos x="0" y="0"/>
+            <wp:positionH relativeFrom="column">
+              <wp:posOffset>2634615</wp:posOffset>
+            </wp:positionH>
+            <wp:positionV relativeFrom="paragraph">
+              <wp:posOffset>130810</wp:posOffset>
+            </wp:positionV>
+            <wp:extent cx="2266950" cy="1295400"/>
+            <wp:effectExtent l="0" t="0" r="0" b="0"/>
+            <wp:wrapNone/>
+            <wp:docPr id="1002" name="image1.png" descr="A black background with white text and brown lines  AI-generated content may be incorrect."/>
+            <wp:cNvGraphicFramePr/>
+            <a:graphic xmlns:a="http://schemas.openxmlformats.org/drawingml/2006/main">
+              <a:graphicData uri="http://schemas.openxmlformats.org/drawingml/2006/picture">
+                <pic:pic xmlns:pic="http://schemas.openxmlformats.org/drawingml/2006/picture">
+                  <pic:nvPicPr>
+                    <pic:cNvPr id="0" name="image1.png" descr="A black background with white text and brown lines  AI-generated content may be incorrect."/>
+                    <pic:cNvPicPr preferRelativeResize="0"/>
+                  </pic:nvPicPr>
+                  <pic:blipFill>
+                    <a:blip r:embed="rId10"/>
+                    <a:srcRect/>
+                    <a:stretch>
+                      <a:fillRect/>
+                    </a:stretch>
+                  </pic:blipFill>
+                  <pic:spPr>
+                    <a:xfrm>
+                      <a:off x="0" y="0"/>
+                      <a:ext cx="2266950" cy="1295400"/>
+                    </a:xfrm>
+                    <a:prstGeom prst="rect">
+                      <a:avLst/>
+                    </a:prstGeom>
+                    <a:ln/>
+                  </pic:spPr>
+                </pic:pic>
+              </a:graphicData>
+            </a:graphic>
+          </wp:anchor>
         </w:drawing>
       </w:r>
     </w:p>
-    <w:p ns2:paraId="510A3F8A" ns2:textId="77777777"/>
-    <w:p ns2:paraId="11346F3F" ns2:textId="77777777"/>
-    <w:p ns2:paraId="239C7CC2" ns2:textId="77777777"/>
-    <w:p ns2:paraId="456AF325" ns2:textId="77777777"/>
-    <w:p ns2:paraId="32FEB606" ns2:textId="77777777">
+    <w:p/>
+    <w:p/>
+    <w:p/>
+    <w:p/>
+    <w:p>
       <w:pPr>
         <w:jc w:val="right"/>
       </w:pPr>
     </w:p>
-    <w:p ns2:paraId="7099C703" ns2:textId="77777777"/>
-    <w:p ns2:paraId="5674BF31" ns2:textId="77777777"/>
-    <w:p ns2:paraId="57D79371" ns2:textId="77777777">
+    <w:p/>
+    <w:p/>
+    <w:p>
       <w:pPr>
         <w:rPr>
           <w:rFonts w:ascii="Liberation Sans Regular" w:eastAsia="Liberation Sans Regular" w:hAnsi="Liberation Sans Regular" w:cs="Liberation Sans Regular"/>
@@ -138,7 +138,7 @@
         </w:rPr>
       </w:pPr>
     </w:p>
-    <w:p ns2:paraId="04402B53" ns2:textId="77777777">
+    <w:p>
       <w:pPr>
         <w:ind w:left="993"/>
         <w:rPr>
@@ -158,7 +158,7 @@
         <w:t>Ficha técnica del modelo</w:t>
       </w:r>
     </w:p>
-    <w:p ns2:paraId="2CCAB764" ns2:textId="77777777">
+    <w:p>
       <w:pPr>
         <w:ind w:left="993"/>
         <w:rPr>
@@ -175,10 +175,10 @@
           <w:sz w:val="60"/>
           <w:szCs w:val="60"/>
         </w:rPr>
-        <w:t xml:space="preserve">a01 · wine-pest-disease-detection</w:t>
+        <w:t>a01 · wine-pest-disease-detection</w:t>
       </w:r>
     </w:p>
-    <w:p ns2:paraId="77EA3F8E" ns2:textId="77777777">
+    <w:p>
       <w:pPr>
         <w:shd w:val="clear" w:color="auto" w:fill="E3EFDD"/>
         <w:ind w:left="993" w:right="2267" w:firstLine="140"/>
@@ -196,10 +196,10 @@
           <w:sz w:val="44"/>
           <w:szCs w:val="44"/>
         </w:rPr>
-        <w:t xml:space="preserve">Especificación técnica para integración en la plataforma DatagIA</w:t>
+        <w:t>Especificación técnica para integración en la plataforma DatagIA</w:t>
       </w:r>
     </w:p>
-    <w:p ns2:paraId="70952EAF" ns2:textId="77777777">
+    <w:p>
       <w:pPr>
         <w:ind w:left="993"/>
         <w:rPr>
@@ -216,186 +216,75 @@
           <w:sz w:val="32"/>
           <w:szCs w:val="32"/>
         </w:rPr>
-        <w:t xml:space="preserve">Octubre 2026</w:t>
+        <w:t>Octubre 2026</w:t>
       </w:r>
     </w:p>
-    <w:p ns2:paraId="262CD268" ns2:textId="77777777">
+    <w:p>
       <w:r>
         <w:rPr>
           <w:noProof/>
         </w:rPr>
         <w:drawing>
-          <ns3:anchor distT="0" distB="0" distL="0" distR="0" simplePos="0" relativeHeight="251660288" behindDoc="1" locked="0" layoutInCell="1" hidden="0" allowOverlap="1" ns4:anchorId="42C3D32A" ns4:editId="6D88BCF5">
-            <ns3:simplePos x="0" y="0"/>
-            <ns3:positionH relativeFrom="margin">
-              <ns3:align>center</ns3:align>
-            </ns3:positionH>
-            <ns3:positionV relativeFrom="margin">
-              <ns3:align>center</ns3:align>
-            </ns3:positionV>
-            <ns3:extent cx="5397500" cy="5280025"/>
-            <ns3:effectExtent l="0" t="0" r="0" b="0"/>
-            <ns3:wrapNone/>
-            <ns3:docPr id="1003" name="image2.png"/>
-            <ns3:cNvGraphicFramePr/>
-            <ns5:graphic>
-              <ns5:graphicData uri="http://schemas.openxmlformats.org/drawingml/2006/picture">
-                <ns6:pic>
-                  <ns6:nvPicPr>
-                    <ns6:cNvPr id="0" name="image2.png"/>
-                    <ns6:cNvPicPr preferRelativeResize="0"/>
-                  </ns6:nvPicPr>
-                  <ns6:blipFill>
-                    <ns5:blip ns7:embed="rId11"/>
-                    <ns5:srcRect/>
-                    <ns5:stretch>
-                      <ns5:fillRect/>
-                    </ns5:stretch>
-                  </ns6:blipFill>
-                  <ns6:spPr>
-                    <ns5:xfrm>
-                      <ns5:off x="0" y="0"/>
-                      <ns5:ext cx="5397500" cy="5280025"/>
-                    </ns5:xfrm>
-                    <ns5:prstGeom prst="rect">
-                      <ns5:avLst/>
-                    </ns5:prstGeom>
-                    <ns5:ln/>
-                  </ns6:spPr>
-                </ns6:pic>
-              </ns5:graphicData>
-            </ns5:graphic>
-          </ns3:anchor>
+          <wp:anchor distT="0" distB="0" distL="0" distR="0" simplePos="0" relativeHeight="251660288" behindDoc="1" locked="0" layoutInCell="1" hidden="0" allowOverlap="1" wp14:anchorId="42C3D32A" wp14:editId="6D88BCF5">
+            <wp:simplePos x="0" y="0"/>
+            <wp:positionH relativeFrom="margin">
+              <wp:align>center</wp:align>
+            </wp:positionH>
+            <wp:positionV relativeFrom="margin">
+              <wp:align>center</wp:align>
+            </wp:positionV>
+            <wp:extent cx="5397500" cy="5280025"/>
+            <wp:effectExtent l="0" t="0" r="0" b="0"/>
+            <wp:wrapNone/>
+            <wp:docPr id="1003" name="image2.png"/>
+            <wp:cNvGraphicFramePr/>
+            <a:graphic xmlns:a="http://schemas.openxmlformats.org/drawingml/2006/main">
+              <a:graphicData uri="http://schemas.openxmlformats.org/drawingml/2006/picture">
+                <pic:pic xmlns:pic="http://schemas.openxmlformats.org/drawingml/2006/picture">
+                  <pic:nvPicPr>
+                    <pic:cNvPr id="0" name="image2.png"/>
+                    <pic:cNvPicPr preferRelativeResize="0"/>
+                  </pic:nvPicPr>
+                  <pic:blipFill>
+                    <a:blip r:embed="rId11"/>
+                    <a:srcRect/>
+                    <a:stretch>
+                      <a:fillRect/>
+                    </a:stretch>
+                  </pic:blipFill>
+                  <pic:spPr>
+                    <a:xfrm>
+                      <a:off x="0" y="0"/>
+                      <a:ext cx="5397500" cy="5280025"/>
+                    </a:xfrm>
+                    <a:prstGeom prst="rect">
+                      <a:avLst/>
+                    </a:prstGeom>
+                    <a:ln/>
+                  </pic:spPr>
+                </pic:pic>
+              </a:graphicData>
+            </a:graphic>
+          </wp:anchor>
         </w:drawing>
       </w:r>
       <w:r>
         <w:br w:type="page"/>
       </w:r>
     </w:p>
-    <w:p ns2:paraId="2090A9BD" ns2:textId="77777777"/>
-    <w:p ns2:paraId="49E44998" ns2:textId="77777777"/>
-    <w:p ns2:paraId="3C91F572" ns2:textId="77777777">
+    <w:p>
       <w:pPr>
-        <w:rPr>
-          <w:rFonts w:ascii="Liberalisation sans narrow" w:eastAsia="Liberalisation sans narrow" w:hAnsi="Liberalisation sans narrow" w:cs="Liberalisation sans narrow"/>
-          <w:b/>
-          <w:bCs/>
-        </w:rPr>
-      </w:pPr>
-    </w:p>
-    <w:p ns2:paraId="4681F6B2" ns2:textId="77777777">
-      <w:pPr>
-        <w:keepLines/>
-        <w:spacing w:before="120" w:after="120" w:line="276" w:lineRule="auto"/>
-        <w:jc w:val="both"/>
-        <w:rPr>
-          <w:rFonts w:ascii="Liberalisation sans narrow" w:eastAsia="Liberalisation sans narrow" w:hAnsi="Liberalisation sans narrow" w:cs="Liberalisation sans narrow"/>
-        </w:rPr>
-      </w:pPr>
-      <w:r>
-        <w:br w:type="page"/>
-      </w:r>
-    </w:p>
-    <w:p ns2:paraId="02E1F42B" ns2:textId="77777777">
-      <w:pPr>
-        <w:keepLines/>
-        <w:spacing w:before="120" w:after="120" w:line="276" w:lineRule="auto"/>
-        <w:jc w:val="both"/>
-        <w:rPr>
-          <w:rFonts w:ascii="Liberalisation sans narrow" w:eastAsia="Liberalisation sans narrow" w:hAnsi="Liberalisation sans narrow" w:cs="Liberalisation sans narrow"/>
-        </w:rPr>
-      </w:pPr>
-    </w:p>
-    <w:p ns2:paraId="3160BF82" ns2:textId="77777777">
-      <w:pPr>
-        <w:keepLines/>
-        <w:spacing w:before="120" w:after="120" w:line="276" w:lineRule="auto"/>
-        <w:jc w:val="both"/>
-        <w:rPr>
-          <w:rFonts w:ascii="Liberalisation sans narrow" w:eastAsia="Liberalisation sans narrow" w:hAnsi="Liberalisation sans narrow" w:cs="Liberalisation sans narrow"/>
-        </w:rPr>
-      </w:pPr>
-    </w:p>
-    <w:p ns2:paraId="7108173E" ns2:textId="6E1C69EF">
-      <w:pPr>
-        <w:pBdr>
-          <w:top w:val="nil"/>
-          <w:left w:val="nil"/>
-          <w:bottom w:val="nil"/>
-          <w:right w:val="nil"/>
-          <w:between w:val="nil"/>
-        </w:pBdr>
-        <w:tabs>
-          <w:tab w:val="right" w:leader="dot" w:pos="8494"/>
-        </w:tabs>
-        <w:spacing w:after="100"/>
-      </w:pPr>
-    </w:p>
-    <w:p ns2:paraId="208779DB" ns2:textId="0AFB4AE3">
-      <w:pPr>
-        <w:rPr>
-          <w:rFonts w:ascii="Liberalisation sans narrow" w:eastAsia="Liberalisation sans narrow" w:hAnsi="Liberalisation sans narrow" w:cs="Liberalisation sans narrow"/>
-          <w:color w:val="203441"/>
-        </w:rPr>
-      </w:pPr>
-      <w:r>
-        <w:br w:type="page"/>
-      </w:r>
-      <w:bookmarkStart w:id="0" w:name="_heading=h.33jjin156j5n" w:colFirst="0" w:colLast="0"/>
-      <w:bookmarkEnd w:id="0"/>
-    </w:p>
-    <w:p ns2:paraId="162D2D39" ns2:textId="3B463319">
-      <w:pPr>
-        <w:rPr>
-          <w:rFonts w:ascii="Liberation sans narrow" w:eastAsia="Liberation sans narrow" w:hAnsi="Liberation sans narrow" w:cs="Liberation sans narrow"/>
-        </w:rPr>
-      </w:pPr>
-      <w:r>
-        <w:rPr>
-          <w:rFonts w:ascii="Liberation sans narrow" w:eastAsia="Liberation sans narrow" w:hAnsi="Liberation sans narrow" w:cs="Liberation sans narrow"/>
-        </w:rPr>
-        <w:fldChar w:fldCharType="end"/>
-      </w:r>
-    </w:p>
-    <w:p ns2:paraId="71B34098" ns2:textId="08771405">
-      <w:pPr>
-        <w:pBdr>
-          <w:top w:val="nil"/>
-          <w:left w:val="nil"/>
-          <w:bottom w:val="nil"/>
-          <w:right w:val="nil"/>
-          <w:between w:val="nil"/>
-        </w:pBdr>
-        <w:spacing w:before="120" w:after="120" w:line="240" w:lineRule="auto"/>
-        <w:jc w:val="both"/>
-        <w:rPr>
-          <w:rFonts w:ascii="Liberation sans narrow" w:eastAsia="Liberation sans narrow" w:hAnsi="Liberation sans narrow" w:cs="Liberation sans narrow"/>
-          <w:color w:val="739A8A"/>
-        </w:rPr>
-      </w:pPr>
-    </w:p>
-    <w:p ns2:paraId="6D9B2421" ns2:textId="6574B031">
-      <w:pPr>
-        <w:rPr>
-          <w:rFonts w:ascii="Liberation sans narrow" w:eastAsia="Liberation sans narrow" w:hAnsi="Liberation sans narrow" w:cs="Liberation sans narrow"/>
-          <w:color w:val="203441"/>
-        </w:rPr>
-      </w:pPr>
-      <w:r>
-        <w:br w:type="page"/>
-      </w:r>
-    </w:p>
-    <w:p ns2:paraId="73C6066A" ns2:textId="77777777">
-      <w:pPr>
-        <w:pStyle w:val="Ttulo1"/>
+        <w:pStyle w:val="Heading1"/>
         <w:jc w:val="left"/>
       </w:pPr>
-      <w:bookmarkStart w:id="6" w:name="_Toc233977723"/>
+      <w:bookmarkStart w:id="0" w:name="_heading=h.33jjin156j5n" w:colFirst="0" w:colLast="0"/>
+      <w:bookmarkStart w:id="1" w:name="_Toc233977723"/>
+      <w:bookmarkEnd w:id="0"/>
       <w:r>
         <w:lastRenderedPageBreak/>
         <w:t>1. Información general del modelo</w:t>
       </w:r>
-      <w:bookmarkEnd w:id="6"/>
+      <w:bookmarkEnd w:id="1"/>
     </w:p>
     <w:tbl>
       <w:tblPr>
@@ -416,7 +305,7 @@
         <w:gridCol w:w="2800"/>
         <w:gridCol w:w="6560"/>
       </w:tblGrid>
-      <w:tr ns2:paraId="1AB946D2" ns2:textId="77777777">
+      <w:tr>
         <w:tc>
           <w:tcPr>
             <w:tcW w:w="2800" w:type="dxa"/>
@@ -434,7 +323,7 @@
               <w:right w:w="120" w:type="dxa"/>
             </w:tcMar>
           </w:tcPr>
-          <w:p ns2:paraId="0EF0F73D" ns2:textId="77777777">
+          <w:p>
             <w:r>
               <w:rPr>
                 <w:b/>
@@ -464,14 +353,22 @@
               <w:right w:w="120" w:type="dxa"/>
             </w:tcMar>
           </w:tcPr>
-          <w:p ns2:paraId="4D4993D6" ns2:textId="77777777">
-            <w:r>
-              <w:t xml:space="preserve">ml1-wine-pest-disease-detection</w:t>
+          <w:p>
+            <w:pPr>
+              <w:rPr>
+                <w:lang w:val="en-US"/>
+              </w:rPr>
+            </w:pPr>
+            <w:r>
+              <w:rPr>
+                <w:lang w:val="en-US"/>
+              </w:rPr>
+              <w:t>ml1-wine-pest-disease-detection</w:t>
             </w:r>
           </w:p>
         </w:tc>
       </w:tr>
-      <w:tr ns2:paraId="2B5210AD" ns2:textId="77777777">
+      <w:tr>
         <w:tc>
           <w:tcPr>
             <w:tcW w:w="2800" w:type="dxa"/>
@@ -489,7 +386,7 @@
               <w:right w:w="120" w:type="dxa"/>
             </w:tcMar>
           </w:tcPr>
-          <w:p ns2:paraId="50DEA41B" ns2:textId="77777777">
+          <w:p>
             <w:r>
               <w:rPr>
                 <w:b/>
@@ -519,14 +416,14 @@
               <w:right w:w="120" w:type="dxa"/>
             </w:tcMar>
           </w:tcPr>
-          <w:p ns2:paraId="084A7408" ns2:textId="77777777">
-            <w:r>
-              <w:t xml:space="preserve">1.0.0</w:t>
+          <w:p>
+            <w:r>
+              <w:t>1.0.0</w:t>
             </w:r>
           </w:p>
         </w:tc>
       </w:tr>
-      <w:tr ns2:paraId="02B4508D" ns2:textId="77777777">
+      <w:tr>
         <w:tc>
           <w:tcPr>
             <w:tcW w:w="2800" w:type="dxa"/>
@@ -544,7 +441,7 @@
               <w:right w:w="120" w:type="dxa"/>
             </w:tcMar>
           </w:tcPr>
-          <w:p ns2:paraId="0656986A" ns2:textId="77777777">
+          <w:p>
             <w:r>
               <w:rPr>
                 <w:b/>
@@ -574,14 +471,17 @@
               <w:right w:w="120" w:type="dxa"/>
             </w:tcMar>
           </w:tcPr>
-          <w:p ns2:paraId="4321CCA3" ns2:textId="77777777">
-            <w:r>
-              <w:t xml:space="preserve">Sistema experto multimodal (VID-Deep_Ensemble) para diagnóstico fitopatológico de la vid: un detector YOLOv8 localiza y recorta la hoja o el racimo de interés, y un Deep Ensemble de tres backbones (MobileNetV3Small, EfficientNetB0, DenseNet121) clasifica entre 15 plagas/patologías a partir de esa imagen. Una rama tabular paralela, alimentada por 9 sensores IIoT, estima de forma independiente un índice de riesgo epidemiológico continuo (0-1). Variante de producción: modo desacoplado (la clase proviene en exclusiva de la imagen, el riesgo en exclusiva de los sensores) y sin gases (CO2/VOC no son necesarios).</w:t>
+          <w:p>
+            <w:r>
+              <w:t>Sistema experto multimodal (VID-Deep_Ensemble) para diagnóstico fitopatológico de la vid: un detector YOLOv8 localiza y recorta la hoja o el racimo de interés, y un Deep Ensemble de tres backbones (MobileNetV3Small, EfficientNetB0, DenseNet121) clasifica entre 15 plagas/patologías a partir de esa imagen. Una rama tabular paralela, alimentada por 9 sensores IIoT, estima de forma independiente un índice de riesgo epidemiológico continuo (0-1). Variante de producción: modo desacoplado (la clase proviene en exc</w:t>
+            </w:r>
+            <w:r>
+              <w:t>lusiva de la imagen, el riesgo en exclusiva de los sensores) y sin gases (CO2/VOC no son necesarios).</w:t>
             </w:r>
           </w:p>
         </w:tc>
       </w:tr>
-      <w:tr ns2:paraId="6EFECFCA" ns2:textId="77777777">
+      <w:tr>
         <w:tc>
           <w:tcPr>
             <w:tcW w:w="2800" w:type="dxa"/>
@@ -599,7 +499,7 @@
               <w:right w:w="120" w:type="dxa"/>
             </w:tcMar>
           </w:tcPr>
-          <w:p ns2:paraId="5A82E1B3" ns2:textId="77777777">
+          <w:p>
             <w:r>
               <w:rPr>
                 <w:b/>
@@ -629,14 +529,14 @@
               <w:right w:w="120" w:type="dxa"/>
             </w:tcMar>
           </w:tcPr>
-          <w:p ns2:paraId="6A197DDF" ns2:textId="77777777">
-            <w:r>
-              <w:t xml:space="preserve">classification_regression_multimodal (ensemble de visión + regresión tabular, con fallback de solo-riesgo sin imagen)</w:t>
+          <w:p>
+            <w:r>
+              <w:t>classification_regression_multimodal (ensemble de visión + regresión tabular, con fallback de solo-riesgo sin imagen)</w:t>
             </w:r>
           </w:p>
         </w:tc>
       </w:tr>
-      <w:tr ns2:paraId="51B3BC95" ns2:textId="77777777">
+      <w:tr>
         <w:tc>
           <w:tcPr>
             <w:tcW w:w="2800" w:type="dxa"/>
@@ -654,7 +554,7 @@
               <w:right w:w="120" w:type="dxa"/>
             </w:tcMar>
           </w:tcPr>
-          <w:p ns2:paraId="40767B48" ns2:textId="77777777">
+          <w:p>
             <w:r>
               <w:rPr>
                 <w:b/>
@@ -684,14 +584,22 @@
               <w:right w:w="120" w:type="dxa"/>
             </w:tcMar>
           </w:tcPr>
-          <w:p ns2:paraId="1C645F96" ns2:textId="77777777">
-            <w:r>
-              <w:t xml:space="preserve">keras3(backend=torch) + ultralytics (YOLOv8) + scikit-learn (RandomForestClassifier/Regressor)</w:t>
+          <w:p>
+            <w:pPr>
+              <w:rPr>
+                <w:lang w:val="en-US"/>
+              </w:rPr>
+            </w:pPr>
+            <w:r>
+              <w:rPr>
+                <w:lang w:val="en-US"/>
+              </w:rPr>
+              <w:t>keras3(backend=torch) + ultralytics (YOLOv8) + scikit-learn (RandomForestClassifier/Regressor)</w:t>
             </w:r>
           </w:p>
         </w:tc>
       </w:tr>
-      <w:tr ns2:paraId="4C8DFFDF" ns2:textId="77777777">
+      <w:tr>
         <w:tc>
           <w:tcPr>
             <w:tcW w:w="2800" w:type="dxa"/>
@@ -709,7 +617,7 @@
               <w:right w:w="120" w:type="dxa"/>
             </w:tcMar>
           </w:tcPr>
-          <w:p ns2:paraId="775677B8" ns2:textId="77777777">
+          <w:p>
             <w:r>
               <w:rPr>
                 <w:b/>
@@ -739,14 +647,14 @@
               <w:right w:w="120" w:type="dxa"/>
             </w:tcMar>
           </w:tcPr>
-          <w:p ns2:paraId="4B3BB4A5" ns2:textId="77777777">
-            <w:r>
-              <w:t xml:space="preserve">best.pt (detector YOLOv8) + 3 ensemble_member_&lt;backbone&gt;_no_gases_desacoplado.weights.h5 (Deep Ensemble) + rf_riesgo_expert_no_gases.joblib (experto de riesgo de respaldo, re-serializado con scikit-learn 1.5.2) + class_mapping_no_gases.json — 574 MB en total</w:t>
+          <w:p>
+            <w:r>
+              <w:t>best.pt (detector YOLOv8) + 3 ensemble_member_&lt;backbone&gt;_no_gases_desacoplado.weights.h5 (Deep Ensemble) + rf_riesgo_expert_no_gases.joblib (experto de riesgo de respaldo, re-serializado con scikit-learn 1.5.2) + class_mapping_no_gases.json — 574 MB en total</w:t>
             </w:r>
           </w:p>
         </w:tc>
       </w:tr>
-      <w:tr ns2:paraId="3C91287B" ns2:textId="77777777">
+      <w:tr>
         <w:tc>
           <w:tcPr>
             <w:tcW w:w="2800" w:type="dxa"/>
@@ -764,7 +672,7 @@
               <w:right w:w="120" w:type="dxa"/>
             </w:tcMar>
           </w:tcPr>
-          <w:p ns2:paraId="7E9DF75B" ns2:textId="77777777">
+          <w:p>
             <w:r>
               <w:rPr>
                 <w:b/>
@@ -794,14 +702,14 @@
               <w:right w:w="120" w:type="dxa"/>
             </w:tcMar>
           </w:tcPr>
-          <w:p ns2:paraId="0D276D1A" ns2:textId="77777777">
-            <w:r>
-              <w:t xml:space="preserve">Detección y monitorización fitosanitaria temprana de la vid en Castilla y León mediante visión computacional y datos fisicoquímicos de campo, identificando 15 enfermedades fúngicas y plagas sobre hoja o racimo y cuantificando el riesgo epidemiológico ambiental, para permitir intervenciones fitosanitarias dirigidas en lugar de tratamientos preventivos generalizados.</w:t>
+          <w:p>
+            <w:r>
+              <w:t>Detección y monitorización fitosanitaria temprana de la vid en Castilla y León mediante visión computacional y datos fisicoquímicos de campo, identificando 15 enfermedades fúngicas y plagas sobre hoja o racimo y cuantificando el riesgo epidemiológico ambiental, para permitir intervenciones fitosanitarias dirigidas en lugar de tratamientos preventivos generalizados.</w:t>
             </w:r>
           </w:p>
         </w:tc>
       </w:tr>
-      <w:tr ns2:paraId="09F81BAA" ns2:textId="77777777">
+      <w:tr>
         <w:tc>
           <w:tcPr>
             <w:tcW w:w="2800" w:type="dxa"/>
@@ -819,7 +727,7 @@
               <w:right w:w="120" w:type="dxa"/>
             </w:tcMar>
           </w:tcPr>
-          <w:p ns2:paraId="27CACCB4" ns2:textId="77777777">
+          <w:p>
             <w:r>
               <w:rPr>
                 <w:b/>
@@ -849,20 +757,27 @@
               <w:right w:w="120" w:type="dxa"/>
             </w:tcMar>
           </w:tcPr>
-          <w:p ns2:paraId="2A1BDCF3" ns2:textId="77777777">
-            <w:r>
-              <w:t xml:space="preserve">El cliente envía una imagen de hoja/racimo (base64) junto con la lectura de 9 sensores IIoT de los últimos 5 días; el sistema devuelve la patología diagnosticada (voto por mayoría/soft-voting de los 3 backbones), la confianza del ensemble y el índice de riesgo. Si no se aporta imagen, el sistema cae a un modo de contingencia: un experto RandomForest estima solo el riesgo a partir de los sensores (no clasifica patología — ver limitaciones). En modo batch, el cliente sube un ZIP con un CSV (columna Path_Imagen + 9 sensores) y las imágenes referenciadas; cada fila se procesa de forma independiente, con la misma lógica de contingencia por fila.</w:t>
+          <w:p>
+            <w:r>
+              <w:t>El cliente envía una imagen de hoja/racimo (base64) junto con la lectura de 9 sensores IIoT de los últimos 5 días; el sistema devuelve la patología diagnosticada (voto por mayoría/soft-voting de los 3 backbones), la confianza del ensemble y el índice de riesgo. Si no se aporta imagen, el sistema cae a un modo de contingencia: un experto RandomForest estima solo el riesgo a partir de los sensores (no clasifica patología — ver limitaciones). En modo batch, el cliente sube un ZIP con un CSV (columna Path_Image</w:t>
+            </w:r>
+            <w:r>
+              <w:t xml:space="preserve">n + 9 </w:t>
+            </w:r>
+            <w:r>
+              <w:lastRenderedPageBreak/>
+              <w:t>sensores) y las imágenes referenciadas; cada fila se procesa de forma independiente, con la misma lógica de contingencia por fila.</w:t>
             </w:r>
           </w:p>
         </w:tc>
       </w:tr>
     </w:tbl>
-    <w:p ns2:paraId="0E4A03E1" ns2:textId="164C9CA4">
+    <w:p>
       <w:pPr>
-        <w:pStyle w:val="Descripcin"/>
+        <w:pStyle w:val="Caption"/>
         <w:jc w:val="center"/>
       </w:pPr>
-      <w:bookmarkStart w:id="7" w:name="_Toc233977640"/>
+      <w:bookmarkStart w:id="2" w:name="_Toc233977640"/>
       <w:r>
         <w:t xml:space="preserve">Tabla </w:t>
       </w:r>
@@ -877,18 +792,18 @@
       <w:r>
         <w:t xml:space="preserve"> Información general del modelo</w:t>
       </w:r>
-      <w:bookmarkEnd w:id="7"/>
+      <w:bookmarkEnd w:id="2"/>
     </w:p>
-    <w:p ns2:paraId="48838E47" ns2:textId="77777777">
+    <w:p>
       <w:pPr>
-        <w:pStyle w:val="Ttulo1"/>
+        <w:pStyle w:val="Heading1"/>
         <w:jc w:val="left"/>
       </w:pPr>
-      <w:bookmarkStart w:id="8" w:name="_Toc233977724"/>
+      <w:bookmarkStart w:id="3" w:name="_Toc233977724"/>
       <w:r>
         <w:t>2. Campos de entrada (inputs)</w:t>
       </w:r>
-      <w:bookmarkEnd w:id="8"/>
+      <w:bookmarkEnd w:id="3"/>
     </w:p>
     <w:tbl>
       <w:tblPr>
@@ -912,7 +827,7 @@
         <w:gridCol w:w="1307"/>
         <w:gridCol w:w="1447"/>
       </w:tblGrid>
-      <w:tr ns2:paraId="71F932B9" ns2:textId="77777777">
+      <w:tr>
         <w:trPr>
           <w:tblHeader/>
         </w:trPr>
@@ -933,7 +848,7 @@
               <w:right w:w="120" w:type="dxa"/>
             </w:tcMar>
           </w:tcPr>
-          <w:p ns2:paraId="79F614D4" ns2:textId="77777777">
+          <w:p>
             <w:r>
               <w:rPr>
                 <w:b/>
@@ -963,7 +878,7 @@
               <w:right w:w="120" w:type="dxa"/>
             </w:tcMar>
           </w:tcPr>
-          <w:p ns2:paraId="7089FD74" ns2:textId="77777777">
+          <w:p>
             <w:r>
               <w:rPr>
                 <w:b/>
@@ -993,7 +908,7 @@
               <w:right w:w="120" w:type="dxa"/>
             </w:tcMar>
           </w:tcPr>
-          <w:p ns2:paraId="78CD2F77" ns2:textId="77777777">
+          <w:p>
             <w:r>
               <w:rPr>
                 <w:b/>
@@ -1023,7 +938,7 @@
               <w:right w:w="120" w:type="dxa"/>
             </w:tcMar>
           </w:tcPr>
-          <w:p ns2:paraId="72A2F0D2" ns2:textId="77777777">
+          <w:p>
             <w:r>
               <w:rPr>
                 <w:b/>
@@ -1053,7 +968,7 @@
               <w:right w:w="120" w:type="dxa"/>
             </w:tcMar>
           </w:tcPr>
-          <w:p ns2:paraId="6FFDAD95" ns2:textId="77777777">
+          <w:p>
             <w:r>
               <w:rPr>
                 <w:b/>
@@ -1067,7 +982,7 @@
           </w:p>
         </w:tc>
       </w:tr>
-      <w:tr ns2:paraId="5943B210" ns2:textId="77777777">
+      <w:tr>
         <w:tc>
           <w:tcPr>
             <w:tcW w:w="2167" w:type="dxa"/>
@@ -1085,9 +1000,9 @@
               <w:right w:w="120" w:type="dxa"/>
             </w:tcMar>
           </w:tcPr>
-          <w:p ns2:paraId="274456BA" ns2:textId="77777777">
-            <w:r>
-              <w:t xml:space="preserve">image_base64</w:t>
+          <w:p>
+            <w:r>
+              <w:t>image_base64</w:t>
             </w:r>
           </w:p>
         </w:tc>
@@ -1108,9 +1023,9 @@
               <w:right w:w="120" w:type="dxa"/>
             </w:tcMar>
           </w:tcPr>
-          <w:p ns2:paraId="03BFE475" ns2:textId="77777777">
-            <w:r>
-              <w:t xml:space="preserve">string | null</w:t>
+          <w:p>
+            <w:r>
+              <w:t>string | null</w:t>
             </w:r>
           </w:p>
         </w:tc>
@@ -1131,9 +1046,9 @@
               <w:right w:w="120" w:type="dxa"/>
             </w:tcMar>
           </w:tcPr>
-          <w:p ns2:paraId="73AC0988" ns2:textId="77777777">
-            <w:r>
-              <w:t xml:space="preserve">Imagen de hoja o racimo en base64 (JPG/PNG), recortada automáticamente por YOLOv8 antes de clasificar.</w:t>
+          <w:p>
+            <w:r>
+              <w:t>Imagen de hoja o racimo en base64 (JPG/PNG), recortada automáticamente por YOLOv8 antes de clasificar.</w:t>
             </w:r>
           </w:p>
         </w:tc>
@@ -1154,9 +1069,9 @@
               <w:right w:w="120" w:type="dxa"/>
             </w:tcMar>
           </w:tcPr>
-          <w:p ns2:paraId="29F6ACFB" ns2:textId="77777777">
-            <w:r>
-              <w:t xml:space="preserve">No</w:t>
+          <w:p>
+            <w:r>
+              <w:t>No</w:t>
             </w:r>
           </w:p>
         </w:tc>
@@ -1177,14 +1092,14 @@
               <w:right w:w="120" w:type="dxa"/>
             </w:tcMar>
           </w:tcPr>
-          <w:p ns2:paraId="7756D559" ns2:textId="77777777">
-            <w:r>
-              <w:t xml:space="preserve">sin imagen -&gt; modo de contingencia tabular (solo riesgo)</w:t>
+          <w:p>
+            <w:r>
+              <w:t>sin imagen -&gt; modo de contingencia tabular (solo riesgo)</w:t>
             </w:r>
           </w:p>
         </w:tc>
       </w:tr>
-      <w:tr ns2:paraId="5943B210" ns2:textId="77777777">
+      <w:tr>
         <w:tc>
           <w:tcPr>
             <w:tcW w:w="2167" w:type="dxa"/>
@@ -1202,9 +1117,9 @@
               <w:right w:w="120" w:type="dxa"/>
             </w:tcMar>
           </w:tcPr>
-          <w:p ns2:paraId="274456BA" ns2:textId="77777777">
-            <w:r>
-              <w:t xml:space="preserve">sensors</w:t>
+          <w:p>
+            <w:r>
+              <w:t>sensors</w:t>
             </w:r>
           </w:p>
         </w:tc>
@@ -1225,9 +1140,9 @@
               <w:right w:w="120" w:type="dxa"/>
             </w:tcMar>
           </w:tcPr>
-          <w:p ns2:paraId="03BFE475" ns2:textId="77777777">
-            <w:r>
-              <w:t xml:space="preserve">dict[string, float]</w:t>
+          <w:p>
+            <w:r>
+              <w:t>dict[string, float]</w:t>
             </w:r>
           </w:p>
         </w:tc>
@@ -1248,9 +1163,9 @@
               <w:right w:w="120" w:type="dxa"/>
             </w:tcMar>
           </w:tcPr>
-          <w:p ns2:paraId="73AC0988" ns2:textId="77777777">
-            <w:r>
-              <w:t xml:space="preserve">9 sensores IIoT de los últimos 5 días: Mes, Temp_Max_Media_5d_C, Temp_Min_Media_5d_C, Hum_Rel_Max_5d_Pct, Hum_Rel_Min_5d_Pct, Hum_Suelo_Pct, Lluvia_Acum_5d_mm, Horas_Humedad_Foliar, GDD_Acumulado. CO2_ppm/VOC_ppb se aceptan pero se ignoran (configuración de producción, exclude_gases=true).</w:t>
+          <w:p>
+            <w:r>
+              <w:t>9 sensores IIoT de los últimos 5 días: Mes, Temp_Max_Media_5d_C, Temp_Min_Media_5d_C, Hum_Rel_Max_5d_Pct, Hum_Rel_Min_5d_Pct, Hum_Suelo_Pct, Lluvia_Acum_5d_mm, Horas_Humedad_Foliar, GDD_Acumulado. CO2_ppm/VOC_ppb se aceptan pero se ignoran (configuración de producción, exclude_gases=true).</w:t>
             </w:r>
           </w:p>
         </w:tc>
@@ -1271,9 +1186,9 @@
               <w:right w:w="120" w:type="dxa"/>
             </w:tcMar>
           </w:tcPr>
-          <w:p ns2:paraId="29F6ACFB" ns2:textId="77777777">
-            <w:r>
-              <w:t xml:space="preserve">Sí (coincidencia exacta con los 9 campos)</w:t>
+          <w:p>
+            <w:r>
+              <w:t>Sí (coincidencia exacta con los 9 campos)</w:t>
             </w:r>
           </w:p>
         </w:tc>
@@ -1294,14 +1209,14 @@
               <w:right w:w="120" w:type="dxa"/>
             </w:tcMar>
           </w:tcPr>
-          <w:p ns2:paraId="7756D559" ns2:textId="77777777">
-            <w:r>
-              <w:t xml:space="preserve">N/A</w:t>
+          <w:p>
+            <w:r>
+              <w:t>N/A</w:t>
             </w:r>
           </w:p>
         </w:tc>
       </w:tr>
-      <w:tr ns2:paraId="5943B210" ns2:textId="77777777">
+      <w:tr>
         <w:tc>
           <w:tcPr>
             <w:tcW w:w="2167" w:type="dxa"/>
@@ -1319,9 +1234,9 @@
               <w:right w:w="120" w:type="dxa"/>
             </w:tcMar>
           </w:tcPr>
-          <w:p ns2:paraId="274456BA" ns2:textId="77777777">
-            <w:r>
-              <w:t xml:space="preserve">mlflow_run_id</w:t>
+          <w:p>
+            <w:r>
+              <w:t>mlflow_run_id</w:t>
             </w:r>
           </w:p>
         </w:tc>
@@ -1342,9 +1257,9 @@
               <w:right w:w="120" w:type="dxa"/>
             </w:tcMar>
           </w:tcPr>
-          <w:p ns2:paraId="03BFE475" ns2:textId="77777777">
-            <w:r>
-              <w:t xml:space="preserve">string</w:t>
+          <w:p>
+            <w:r>
+              <w:t>string</w:t>
             </w:r>
           </w:p>
         </w:tc>
@@ -1365,9 +1280,9 @@
               <w:right w:w="120" w:type="dxa"/>
             </w:tcMar>
           </w:tcPr>
-          <w:p ns2:paraId="73AC0988" ns2:textId="77777777">
-            <w:r>
-              <w:t xml:space="preserve">Run de MLflow con el RandomForest de riesgo reentrenado por el usuario (solo afecta a las peticiones sin imagen). Si no se puede cargar, la petición falla (422): nunca se usa el modelo base en su lugar.</w:t>
+          <w:p>
+            <w:r>
+              <w:t>Run de MLflow con el RandomForest de riesgo reentrenado por el usuario (solo afecta a las peticiones sin imagen). Si no se puede cargar, la petición falla (422): nunca se usa el modelo base en su lugar.</w:t>
             </w:r>
           </w:p>
         </w:tc>
@@ -1388,9 +1303,9 @@
               <w:right w:w="120" w:type="dxa"/>
             </w:tcMar>
           </w:tcPr>
-          <w:p ns2:paraId="29F6ACFB" ns2:textId="77777777">
-            <w:r>
-              <w:t xml:space="preserve">No</w:t>
+          <w:p>
+            <w:r>
+              <w:t>No</w:t>
             </w:r>
           </w:p>
         </w:tc>
@@ -1411,14 +1326,14 @@
               <w:right w:w="120" w:type="dxa"/>
             </w:tcMar>
           </w:tcPr>
-          <w:p ns2:paraId="7756D559" ns2:textId="77777777">
-            <w:r>
-              <w:t xml:space="preserve">"" (usa el RF de riesgo base)</w:t>
+          <w:p>
+            <w:r>
+              <w:t>"" (usa el RF de riesgo base)</w:t>
             </w:r>
           </w:p>
         </w:tc>
       </w:tr>
-      <w:tr ns2:paraId="5943B210" ns2:textId="77777777">
+      <w:tr>
         <w:tc>
           <w:tcPr>
             <w:tcW w:w="2167" w:type="dxa"/>
@@ -1436,9 +1351,9 @@
               <w:right w:w="120" w:type="dxa"/>
             </w:tcMar>
           </w:tcPr>
-          <w:p ns2:paraId="274456BA" ns2:textId="77777777">
-            <w:r>
-              <w:t xml:space="preserve">data_path (modo batch)</w:t>
+          <w:p>
+            <w:r>
+              <w:t>data_path (modo batch)</w:t>
             </w:r>
           </w:p>
         </w:tc>
@@ -1459,9 +1374,9 @@
               <w:right w:w="120" w:type="dxa"/>
             </w:tcMar>
           </w:tcPr>
-          <w:p ns2:paraId="03BFE475" ns2:textId="77777777">
-            <w:r>
-              <w:t xml:space="preserve">string</w:t>
+          <w:p>
+            <w:r>
+              <w:t>string</w:t>
             </w:r>
           </w:p>
         </w:tc>
@@ -1482,9 +1397,13 @@
               <w:right w:w="120" w:type="dxa"/>
             </w:tcMar>
           </w:tcPr>
-          <w:p ns2:paraId="73AC0988" ns2:textId="77777777">
-            <w:r>
-              <w:t xml:space="preserve">Ruta local o s3:// a un .zip con un CSV (Path_Imagen + los 9 sensores) y las imágenes referenciadas, en la raíz del ZIP o en una subcarpeta images/ (se buscan en ambos sitios). Las columnas del CSV que no son sensores (ID, etiqueta...) se ignoran.</w:t>
+          <w:p>
+            <w:r>
+              <w:t xml:space="preserve">Ruta local o s3:// a un .zip con un CSV (Path_Imagen + los 9 sensores) y las </w:t>
+            </w:r>
+            <w:r>
+              <w:lastRenderedPageBreak/>
+              <w:t>imágenes referenciadas, en la raíz del ZIP o en una subcarpeta images/ (se buscan en ambos sitios). Las columnas del CSV que no son sensores (ID, etiqueta...) se ignoran.</w:t>
             </w:r>
           </w:p>
         </w:tc>
@@ -1505,9 +1424,10 @@
               <w:right w:w="120" w:type="dxa"/>
             </w:tcMar>
           </w:tcPr>
-          <w:p ns2:paraId="29F6ACFB" ns2:textId="77777777">
-            <w:r>
-              <w:t xml:space="preserve">Sí, en modo batch</w:t>
+          <w:p>
+            <w:r>
+              <w:lastRenderedPageBreak/>
+              <w:t>Sí, en modo batch</w:t>
             </w:r>
           </w:p>
         </w:tc>
@@ -1528,20 +1448,20 @@
               <w:right w:w="120" w:type="dxa"/>
             </w:tcMar>
           </w:tcPr>
-          <w:p ns2:paraId="7756D559" ns2:textId="77777777">
-            <w:r>
-              <w:t xml:space="preserve">N/A</w:t>
+          <w:p>
+            <w:r>
+              <w:t>N/A</w:t>
             </w:r>
           </w:p>
         </w:tc>
       </w:tr>
     </w:tbl>
-    <w:p ns2:paraId="2301E228" ns2:textId="43111ADC">
+    <w:p>
       <w:pPr>
-        <w:pStyle w:val="Descripcin"/>
+        <w:pStyle w:val="Caption"/>
         <w:jc w:val="center"/>
       </w:pPr>
-      <w:bookmarkStart w:id="9" w:name="_Toc233977641"/>
+      <w:bookmarkStart w:id="4" w:name="_Toc233977641"/>
       <w:r>
         <w:t xml:space="preserve">Tabla </w:t>
       </w:r>
@@ -1556,18 +1476,18 @@
       <w:r>
         <w:t xml:space="preserve"> Campos de entrada (inputs)</w:t>
       </w:r>
-      <w:bookmarkEnd w:id="9"/>
+      <w:bookmarkEnd w:id="4"/>
     </w:p>
-    <w:p ns2:paraId="1A4DD035" ns2:textId="77777777">
+    <w:p>
       <w:pPr>
-        <w:pStyle w:val="Ttulo1"/>
+        <w:pStyle w:val="Heading1"/>
         <w:jc w:val="left"/>
       </w:pPr>
-      <w:bookmarkStart w:id="10" w:name="_Toc233977725"/>
+      <w:bookmarkStart w:id="5" w:name="_Toc233977725"/>
       <w:r>
         <w:t>3. Campos de salida (outputs)</w:t>
       </w:r>
-      <w:bookmarkEnd w:id="10"/>
+      <w:bookmarkEnd w:id="5"/>
     </w:p>
     <w:tbl>
       <w:tblPr>
@@ -1591,7 +1511,7 @@
         <w:gridCol w:w="1760"/>
         <w:gridCol w:w="1800"/>
       </w:tblGrid>
-      <w:tr ns2:paraId="74C19D16" ns2:textId="77777777">
+      <w:tr>
         <w:trPr>
           <w:tblHeader/>
         </w:trPr>
@@ -1612,7 +1532,7 @@
               <w:right w:w="120" w:type="dxa"/>
             </w:tcMar>
           </w:tcPr>
-          <w:p ns2:paraId="36393328" ns2:textId="77777777">
+          <w:p>
             <w:r>
               <w:rPr>
                 <w:b/>
@@ -1642,7 +1562,7 @@
               <w:right w:w="120" w:type="dxa"/>
             </w:tcMar>
           </w:tcPr>
-          <w:p ns2:paraId="4B6C5E52" ns2:textId="77777777">
+          <w:p>
             <w:r>
               <w:rPr>
                 <w:b/>
@@ -1672,7 +1592,7 @@
               <w:right w:w="120" w:type="dxa"/>
             </w:tcMar>
           </w:tcPr>
-          <w:p ns2:paraId="176B52FF" ns2:textId="77777777">
+          <w:p>
             <w:r>
               <w:rPr>
                 <w:b/>
@@ -1702,7 +1622,7 @@
               <w:right w:w="120" w:type="dxa"/>
             </w:tcMar>
           </w:tcPr>
-          <w:p ns2:paraId="0B5BC6FF" ns2:textId="77777777">
+          <w:p>
             <w:r>
               <w:rPr>
                 <w:b/>
@@ -1732,7 +1652,7 @@
               <w:right w:w="120" w:type="dxa"/>
             </w:tcMar>
           </w:tcPr>
-          <w:p ns2:paraId="5AEDED9E" ns2:textId="77777777">
+          <w:p>
             <w:r>
               <w:rPr>
                 <w:b/>
@@ -1746,7 +1666,7 @@
           </w:p>
         </w:tc>
       </w:tr>
-      <w:tr ns2:paraId="4B6C9425" ns2:textId="77777777">
+      <w:tr>
         <w:tc>
           <w:tcPr>
             <w:tcW w:w="2200" w:type="dxa"/>
@@ -1764,9 +1684,9 @@
               <w:right w:w="120" w:type="dxa"/>
             </w:tcMar>
           </w:tcPr>
-          <w:p ns2:paraId="4132C6A4" ns2:textId="77777777">
-            <w:r>
-              <w:t xml:space="preserve">enfermedad</w:t>
+          <w:p>
+            <w:r>
+              <w:t>enfermedad</w:t>
             </w:r>
           </w:p>
         </w:tc>
@@ -1787,9 +1707,9 @@
               <w:right w:w="120" w:type="dxa"/>
             </w:tcMar>
           </w:tcPr>
-          <w:p ns2:paraId="53FB4F47" ns2:textId="77777777">
-            <w:r>
-              <w:t xml:space="preserve">string</w:t>
+          <w:p>
+            <w:r>
+              <w:t>string</w:t>
             </w:r>
           </w:p>
         </w:tc>
@@ -1810,9 +1730,9 @@
               <w:right w:w="120" w:type="dxa"/>
             </w:tcMar>
           </w:tcPr>
-          <w:p ns2:paraId="6B1D3E7E" ns2:textId="77777777">
-            <w:r>
-              <w:t xml:space="preserve">Una de las 15 clases (ALTICA, BLACK_ROT, BOTRYTIS, EMPOASCA, ERINOSIS, ESCA_HOJA, ESCA_RACIMO, HEALTHY_HOJA, HEALTHY_RACIMO, ISARIOPSIS, LOBESIA, MILDIU, OIDIO, OIDIO_RACIMO, RED_MITE) o IMAGEN_NO_DISPONIBLE si no se aportó foto.</w:t>
+          <w:p>
+            <w:r>
+              <w:t>Una de las 15 clases (ALTICA, BLACK_ROT, BOTRYTIS, EMPOASCA, ERINOSIS, ESCA_HOJA, ESCA_RACIMO, HEALTHY_HOJA, HEALTHY_RACIMO, ISARIOPSIS, LOBESIA, MILDIU, OIDIO, OIDIO_RACIMO, RED_MITE) o IMAGEN_NO_DISPONIBLE si no se aportó foto.</w:t>
             </w:r>
           </w:p>
         </w:tc>
@@ -1833,9 +1753,9 @@
               <w:right w:w="120" w:type="dxa"/>
             </w:tcMar>
           </w:tcPr>
-          <w:p ns2:paraId="5BF35099" ns2:textId="77777777">
-            <w:r>
-              <w:t xml:space="preserve">15 clases + 1 etiqueta de contingencia</w:t>
+          <w:p>
+            <w:r>
+              <w:t>15 clases + 1 etiqueta de contingencia</w:t>
             </w:r>
           </w:p>
         </w:tc>
@@ -1856,14 +1776,14 @@
               <w:right w:w="120" w:type="dxa"/>
             </w:tcMar>
           </w:tcPr>
-          <w:p ns2:paraId="2067DBEB" ns2:textId="77777777">
-            <w:r>
-              <w:t xml:space="preserve">diagnóstico fitopatológico por voto mayoritario/promedio del ensemble</w:t>
+          <w:p>
+            <w:r>
+              <w:t>diagnóstico fitopatológico por voto mayoritario/promedio del ensemble</w:t>
             </w:r>
           </w:p>
         </w:tc>
       </w:tr>
-      <w:tr ns2:paraId="4B6C9425" ns2:textId="77777777">
+      <w:tr>
         <w:tc>
           <w:tcPr>
             <w:tcW w:w="2200" w:type="dxa"/>
@@ -1881,9 +1801,9 @@
               <w:right w:w="120" w:type="dxa"/>
             </w:tcMar>
           </w:tcPr>
-          <w:p ns2:paraId="4132C6A4" ns2:textId="77777777">
-            <w:r>
-              <w:t xml:space="preserve">confianza</w:t>
+          <w:p>
+            <w:r>
+              <w:t>confianza</w:t>
             </w:r>
           </w:p>
         </w:tc>
@@ -1904,9 +1824,9 @@
               <w:right w:w="120" w:type="dxa"/>
             </w:tcMar>
           </w:tcPr>
-          <w:p ns2:paraId="53FB4F47" ns2:textId="77777777">
-            <w:r>
-              <w:t xml:space="preserve">float</w:t>
+          <w:p>
+            <w:r>
+              <w:t>float</w:t>
             </w:r>
           </w:p>
         </w:tc>
@@ -1927,9 +1847,9 @@
               <w:right w:w="120" w:type="dxa"/>
             </w:tcMar>
           </w:tcPr>
-          <w:p ns2:paraId="6B1D3E7E" ns2:textId="77777777">
-            <w:r>
-              <w:t xml:space="preserve">Probabilidad softmax promedio de la clase ganadora entre los 3 backbones.</w:t>
+          <w:p>
+            <w:r>
+              <w:t>Probabilidad softmax promedio de la clase ganadora entre los 3 backbones.</w:t>
             </w:r>
           </w:p>
         </w:tc>
@@ -1950,9 +1870,9 @@
               <w:right w:w="120" w:type="dxa"/>
             </w:tcMar>
           </w:tcPr>
-          <w:p ns2:paraId="5BF35099" ns2:textId="77777777">
-            <w:r>
-              <w:t xml:space="preserve">[0, 1]; 0.0 si no hay imagen</w:t>
+          <w:p>
+            <w:r>
+              <w:t>[0, 1]; 0.0 si no hay imagen</w:t>
             </w:r>
           </w:p>
         </w:tc>
@@ -1973,14 +1893,14 @@
               <w:right w:w="120" w:type="dxa"/>
             </w:tcMar>
           </w:tcPr>
-          <w:p ns2:paraId="2067DBEB" ns2:textId="77777777">
-            <w:r>
-              <w:t xml:space="preserve">a mayor valor, mayor acuerdo entre los 3 modelos del ensemble</w:t>
+          <w:p>
+            <w:r>
+              <w:t>a mayor valor, mayor acuerdo entre los 3 modelos del ensemble</w:t>
             </w:r>
           </w:p>
         </w:tc>
       </w:tr>
-      <w:tr ns2:paraId="4B6C9425" ns2:textId="77777777">
+      <w:tr>
         <w:tc>
           <w:tcPr>
             <w:tcW w:w="2200" w:type="dxa"/>
@@ -1998,9 +1918,9 @@
               <w:right w:w="120" w:type="dxa"/>
             </w:tcMar>
           </w:tcPr>
-          <w:p ns2:paraId="4132C6A4" ns2:textId="77777777">
-            <w:r>
-              <w:t xml:space="preserve">riesgo</w:t>
+          <w:p>
+            <w:r>
+              <w:t>riesgo</w:t>
             </w:r>
           </w:p>
         </w:tc>
@@ -2021,9 +1941,9 @@
               <w:right w:w="120" w:type="dxa"/>
             </w:tcMar>
           </w:tcPr>
-          <w:p ns2:paraId="53FB4F47" ns2:textId="77777777">
-            <w:r>
-              <w:t xml:space="preserve">float</w:t>
+          <w:p>
+            <w:r>
+              <w:t>float</w:t>
             </w:r>
           </w:p>
         </w:tc>
@@ -2044,9 +1964,13 @@
               <w:right w:w="120" w:type="dxa"/>
             </w:tcMar>
           </w:tcPr>
-          <w:p ns2:paraId="6B1D3E7E" ns2:textId="77777777">
-            <w:r>
-              <w:t xml:space="preserve">Índice de riesgo epidemiológico, estimado por la rama tabular (con imagen) o por el experto RandomForest (sin imagen).</w:t>
+          <w:p>
+            <w:r>
+              <w:t xml:space="preserve">Índice de riesgo epidemiológico, estimado por la rama tabular (con imagen) o por el </w:t>
+            </w:r>
+            <w:r>
+              <w:lastRenderedPageBreak/>
+              <w:t>experto RandomForest (sin imagen).</w:t>
             </w:r>
           </w:p>
         </w:tc>
@@ -2067,9 +1991,10 @@
               <w:right w:w="120" w:type="dxa"/>
             </w:tcMar>
           </w:tcPr>
-          <w:p ns2:paraId="5BF35099" ns2:textId="77777777">
-            <w:r>
-              <w:t xml:space="preserve">[0, 1]</w:t>
+          <w:p>
+            <w:r>
+              <w:lastRenderedPageBreak/>
+              <w:t>[0, 1]</w:t>
             </w:r>
           </w:p>
         </w:tc>
@@ -2090,14 +2015,18 @@
               <w:right w:w="120" w:type="dxa"/>
             </w:tcMar>
           </w:tcPr>
-          <w:p ns2:paraId="2067DBEB" ns2:textId="77777777">
-            <w:r>
-              <w:t xml:space="preserve">potencial de propagación según las condiciones microclimáticas; no depende de la imagen. Orientativo: ver limitaciones (apenas mejora a un valor constante)</w:t>
+          <w:p>
+            <w:r>
+              <w:t>potencial de propagación según las condiciones microclimática</w:t>
+            </w:r>
+            <w:r>
+              <w:lastRenderedPageBreak/>
+              <w:t>s; no depende de la imagen. Orientativo: ver limitaciones (apenas mejora a un valor constante)</w:t>
             </w:r>
           </w:p>
         </w:tc>
       </w:tr>
-      <w:tr ns2:paraId="4B6C9425" ns2:textId="77777777">
+      <w:tr>
         <w:tc>
           <w:tcPr>
             <w:tcW w:w="2200" w:type="dxa"/>
@@ -2115,9 +2044,9 @@
               <w:right w:w="120" w:type="dxa"/>
             </w:tcMar>
           </w:tcPr>
-          <w:p ns2:paraId="4132C6A4" ns2:textId="77777777">
-            <w:r>
-              <w:t xml:space="preserve">metodo</w:t>
+          <w:p>
+            <w:r>
+              <w:t>metodo</w:t>
             </w:r>
           </w:p>
         </w:tc>
@@ -2138,9 +2067,9 @@
               <w:right w:w="120" w:type="dxa"/>
             </w:tcMar>
           </w:tcPr>
-          <w:p ns2:paraId="53FB4F47" ns2:textId="77777777">
-            <w:r>
-              <w:t xml:space="preserve">string</w:t>
+          <w:p>
+            <w:r>
+              <w:t>string</w:t>
             </w:r>
           </w:p>
         </w:tc>
@@ -2161,9 +2090,9 @@
               <w:right w:w="120" w:type="dxa"/>
             </w:tcMar>
           </w:tcPr>
-          <w:p ns2:paraId="6B1D3E7E" ns2:textId="77777777">
-            <w:r>
-              <w:t xml:space="preserve">Motor que generó la respuesta.</w:t>
+          <w:p>
+            <w:r>
+              <w:t>Motor que generó la respuesta.</w:t>
             </w:r>
           </w:p>
         </w:tc>
@@ -2184,9 +2113,9 @@
               <w:right w:w="120" w:type="dxa"/>
             </w:tcMar>
           </w:tcPr>
-          <w:p ns2:paraId="5BF35099" ns2:textId="77777777">
-            <w:r>
-              <w:t xml:space="preserve">HIBRIDO_ENSAMBLE | RIESGO_TABULAR_EXPERT</w:t>
+          <w:p>
+            <w:r>
+              <w:t>HIBRIDO_ENSAMBLE | RIESGO_TABULAR_EXPERT</w:t>
             </w:r>
           </w:p>
         </w:tc>
@@ -2207,20 +2136,20 @@
               <w:right w:w="120" w:type="dxa"/>
             </w:tcMar>
           </w:tcPr>
-          <w:p ns2:paraId="2067DBEB" ns2:textId="77777777">
-            <w:r>
-              <w:t xml:space="preserve">HIBRIDO_ENSAMBLE = con imagen (clase + riesgo fiables); RIESGO_TABULAR_EXPERT = sin imagen (solo riesgo, enfermedad=IMAGEN_NO_DISPONIBLE)</w:t>
+          <w:p>
+            <w:r>
+              <w:t>HIBRIDO_ENSAMBLE = con imagen (clase + riesgo fiables); RIESGO_TABULAR_EXPERT = sin imagen (solo riesgo, enfermedad=IMAGEN_NO_DISPONIBLE)</w:t>
             </w:r>
           </w:p>
         </w:tc>
       </w:tr>
     </w:tbl>
-    <w:p ns2:paraId="3CB96C1C" ns2:textId="58E5926D">
+    <w:p>
       <w:pPr>
-        <w:pStyle w:val="Descripcin"/>
+        <w:pStyle w:val="Caption"/>
         <w:jc w:val="center"/>
       </w:pPr>
-      <w:bookmarkStart w:id="11" w:name="_Toc233977642"/>
+      <w:bookmarkStart w:id="6" w:name="_Toc233977642"/>
       <w:r>
         <w:t xml:space="preserve">Tabla </w:t>
       </w:r>
@@ -2235,18 +2164,18 @@
       <w:r>
         <w:t xml:space="preserve"> Campos de salida (outputs)</w:t>
       </w:r>
-      <w:bookmarkEnd w:id="11"/>
+      <w:bookmarkEnd w:id="6"/>
     </w:p>
-    <w:p ns2:paraId="30754C35" ns2:textId="77777777">
+    <w:p>
       <w:pPr>
-        <w:pStyle w:val="Ttulo1"/>
+        <w:pStyle w:val="Heading1"/>
         <w:jc w:val="left"/>
       </w:pPr>
-      <w:bookmarkStart w:id="12" w:name="_Toc233977726"/>
+      <w:bookmarkStart w:id="7" w:name="_Toc233977726"/>
       <w:r>
         <w:t>4. Métricas de evaluación</w:t>
       </w:r>
-      <w:bookmarkEnd w:id="12"/>
+      <w:bookmarkEnd w:id="7"/>
     </w:p>
     <w:tbl>
       <w:tblPr>
@@ -2268,7 +2197,7 @@
         <w:gridCol w:w="2340"/>
         <w:gridCol w:w="2340"/>
       </w:tblGrid>
-      <w:tr ns2:paraId="663A768A" ns2:textId="77777777">
+      <w:tr>
         <w:trPr>
           <w:tblHeader/>
         </w:trPr>
@@ -2289,7 +2218,7 @@
               <w:right w:w="120" w:type="dxa"/>
             </w:tcMar>
           </w:tcPr>
-          <w:p ns2:paraId="1EF96586" ns2:textId="77777777">
+          <w:p>
             <w:r>
               <w:rPr>
                 <w:b/>
@@ -2319,7 +2248,7 @@
               <w:right w:w="120" w:type="dxa"/>
             </w:tcMar>
           </w:tcPr>
-          <w:p ns2:paraId="60B8781B" ns2:textId="77777777">
+          <w:p>
             <w:r>
               <w:rPr>
                 <w:b/>
@@ -2349,7 +2278,7 @@
               <w:right w:w="120" w:type="dxa"/>
             </w:tcMar>
           </w:tcPr>
-          <w:p ns2:paraId="1FE48704" ns2:textId="77777777">
+          <w:p>
             <w:r>
               <w:rPr>
                 <w:b/>
@@ -2379,7 +2308,7 @@
               <w:right w:w="120" w:type="dxa"/>
             </w:tcMar>
           </w:tcPr>
-          <w:p ns2:paraId="1D1C6AD0" ns2:textId="77777777">
+          <w:p>
             <w:r>
               <w:rPr>
                 <w:b/>
@@ -2393,7 +2322,7 @@
           </w:p>
         </w:tc>
       </w:tr>
-      <w:tr ns2:paraId="66471EDA" ns2:textId="77777777">
+      <w:tr>
         <w:tc>
           <w:tcPr>
             <w:tcW w:w="2340" w:type="dxa"/>
@@ -2411,9 +2340,9 @@
               <w:right w:w="120" w:type="dxa"/>
             </w:tcMar>
           </w:tcPr>
-          <w:p ns2:paraId="631A7871" ns2:textId="77777777">
-            <w:r>
-              <w:t xml:space="preserve">Deep Ensemble — Accuracy (declarado, memoria Tabla 4/6)</w:t>
+          <w:p>
+            <w:r>
+              <w:t>Deep Ensemble — Accuracy (declarado, memoria Tabla 4/6)</w:t>
             </w:r>
           </w:p>
         </w:tc>
@@ -2434,9 +2363,9 @@
               <w:right w:w="120" w:type="dxa"/>
             </w:tcMar>
           </w:tcPr>
-          <w:p ns2:paraId="098B665D" ns2:textId="77777777">
-            <w:r>
-              <w:t xml:space="preserve">0,95 (0,9469 en el CSV auditado)</w:t>
+          <w:p>
+            <w:r>
+              <w:t>0,95 (0,9469 en el CSV auditado)</w:t>
             </w:r>
           </w:p>
         </w:tc>
@@ -2457,9 +2386,9 @@
               <w:right w:w="120" w:type="dxa"/>
             </w:tcMar>
           </w:tcPr>
-          <w:p ns2:paraId="43E2B30F" ns2:textId="77777777">
-            <w:r>
-              <w:t xml:space="preserve">Test hold-out, 1470 imágenes, configuración Desacoplado + Sin Gases</w:t>
+          <w:p>
+            <w:r>
+              <w:t>Test hold-out, 1470 imágenes, configuración Desacoplado + Sin Gases</w:t>
             </w:r>
           </w:p>
         </w:tc>
@@ -2480,14 +2409,14 @@
               <w:right w:w="120" w:type="dxa"/>
             </w:tcMar>
           </w:tcPr>
-          <w:p ns2:paraId="6AFC25E8" ns2:textId="77777777">
-            <w:r>
-              <w:t xml:space="preserve">clasifica correctamente ~95 de cada 100 imágenes del test oficial</w:t>
+          <w:p>
+            <w:r>
+              <w:t>clasifica correctamente ~95 de cada 100 imágenes del test oficial</w:t>
             </w:r>
           </w:p>
         </w:tc>
       </w:tr>
-      <w:tr ns2:paraId="66471EDA" ns2:textId="77777777">
+      <w:tr>
         <w:tc>
           <w:tcPr>
             <w:tcW w:w="2340" w:type="dxa"/>
@@ -2505,9 +2434,17 @@
               <w:right w:w="120" w:type="dxa"/>
             </w:tcMar>
           </w:tcPr>
-          <w:p ns2:paraId="631A7871" ns2:textId="77777777">
-            <w:r>
-              <w:t xml:space="preserve">Deep Ensemble — F1-Score (declarado)</w:t>
+          <w:p>
+            <w:pPr>
+              <w:rPr>
+                <w:lang w:val="en-US"/>
+              </w:rPr>
+            </w:pPr>
+            <w:r>
+              <w:rPr>
+                <w:lang w:val="en-US"/>
+              </w:rPr>
+              <w:t>Deep Ensemble — F1-Score (declarado)</w:t>
             </w:r>
           </w:p>
         </w:tc>
@@ -2528,9 +2465,9 @@
               <w:right w:w="120" w:type="dxa"/>
             </w:tcMar>
           </w:tcPr>
-          <w:p ns2:paraId="098B665D" ns2:textId="77777777">
-            <w:r>
-              <w:t xml:space="preserve">macro=0,88 / weighted=0,95</w:t>
+          <w:p>
+            <w:r>
+              <w:t>macro=0,88 / weighted=0,95</w:t>
             </w:r>
           </w:p>
         </w:tc>
@@ -2551,9 +2488,13 @@
               <w:right w:w="120" w:type="dxa"/>
             </w:tcMar>
           </w:tcPr>
-          <w:p ns2:paraId="43E2B30F" ns2:textId="77777777">
-            <w:r>
-              <w:t xml:space="preserve">Promedio por clase (macro, sin ponderar) y ponderado por soporte (weighted), mismo test hold-out</w:t>
+          <w:p>
+            <w:r>
+              <w:t xml:space="preserve">Promedio por clase (macro, sin ponderar) y ponderado por </w:t>
+            </w:r>
+            <w:r>
+              <w:lastRenderedPageBreak/>
+              <w:t>soporte (weighted), mismo test hold-out</w:t>
             </w:r>
           </w:p>
         </w:tc>
@@ -2574,14 +2515,19 @@
               <w:right w:w="120" w:type="dxa"/>
             </w:tcMar>
           </w:tcPr>
-          <w:p ns2:paraId="6AFC25E8" ns2:textId="77777777">
-            <w:r>
-              <w:t xml:space="preserve">el macro, más bajo que el weighted, refleja que algunas clases minoritarias (LOBESIA, OIDIO_RACIMO, EMPOASCA) rinden peor</w:t>
+          <w:p>
+            <w:r>
+              <w:lastRenderedPageBreak/>
+              <w:t xml:space="preserve">el macro, más bajo que el weighted, refleja que algunas clases minoritarias (LOBESIA, </w:t>
+            </w:r>
+            <w:r>
+              <w:lastRenderedPageBreak/>
+              <w:t>OIDIO_RACIMO, EMPOASCA) rinden peor</w:t>
             </w:r>
           </w:p>
         </w:tc>
       </w:tr>
-      <w:tr ns2:paraId="66471EDA" ns2:textId="77777777">
+      <w:tr>
         <w:tc>
           <w:tcPr>
             <w:tcW w:w="2340" w:type="dxa"/>
@@ -2599,9 +2545,9 @@
               <w:right w:w="120" w:type="dxa"/>
             </w:tcMar>
           </w:tcPr>
-          <w:p ns2:paraId="631A7871" ns2:textId="77777777">
-            <w:r>
-              <w:t xml:space="preserve">Deep Ensemble — métricas verificadas con el plugin real (28/10/2026)</w:t>
+          <w:p>
+            <w:r>
+              <w:t>Deep Ensemble — métricas verificadas con el plugin real (28/10/2026)</w:t>
             </w:r>
           </w:p>
         </w:tc>
@@ -2622,9 +2568,9 @@
               <w:right w:w="120" w:type="dxa"/>
             </w:tcMar>
           </w:tcPr>
-          <w:p ns2:paraId="098B665D" ns2:textId="77777777">
-            <w:r>
-              <w:t xml:space="preserve">0,9469 / F1 macro 0,8807 / F1 weighted 0,9463</w:t>
+          <w:p>
+            <w:r>
+              <w:t>0,9469 / F1 macro 0,8807 / F1 weighted 0,9463</w:t>
             </w:r>
           </w:p>
         </w:tc>
@@ -2645,9 +2591,9 @@
               <w:right w:w="120" w:type="dxa"/>
             </w:tcMar>
           </w:tcPr>
-          <w:p ns2:paraId="43E2B30F" ns2:textId="77777777">
-            <w:r>
-              <w:t xml:space="preserve">Las 1470 imágenes de data/splits/test_split.csv sobre los recortes del equipo: idéntico a lo auditado. Con la imagen 224 recortada por el plugin (ruta de producción): 0,9483. Con la foto a resolución completa: 0,9401</w:t>
+          <w:p>
+            <w:r>
+              <w:t>Las 1470 imágenes de data/splits/test_split.csv sobre los recortes del equipo: idéntico a lo auditado. Con la imagen 224 recortada por el plugin (ruta de producción): 0,9483. Con la foto a resolución completa: 0,9401</w:t>
             </w:r>
           </w:p>
         </w:tc>
@@ -2668,14 +2614,14 @@
               <w:right w:w="120" w:type="dxa"/>
             </w:tcMar>
           </w:tcPr>
-          <w:p ns2:paraId="6AFC25E8" ns2:textId="77777777">
-            <w:r>
-              <w:t xml:space="preserve">el plugin reproduce exactamente el modelo auditado; con fotos de cámara a resolución completa cabe esperar ~0,6 puntos menos de acierto</w:t>
+          <w:p>
+            <w:r>
+              <w:t>el plugin reproduce exactamente el modelo auditado; con fotos de cámara a resolución completa cabe esperar ~0,6 puntos menos de acierto</w:t>
             </w:r>
           </w:p>
         </w:tc>
       </w:tr>
-      <w:tr ns2:paraId="66471EDA" ns2:textId="77777777">
+      <w:tr>
         <w:tc>
           <w:tcPr>
             <w:tcW w:w="2340" w:type="dxa"/>
@@ -2693,9 +2639,9 @@
               <w:right w:w="120" w:type="dxa"/>
             </w:tcMar>
           </w:tcPr>
-          <w:p ns2:paraId="631A7871" ns2:textId="77777777">
-            <w:r>
-              <w:t xml:space="preserve">MAE riesgo Deep Ensemble (declarado y verificado)</w:t>
+          <w:p>
+            <w:r>
+              <w:t>MAE riesgo Deep Ensemble (declarado y verificado)</w:t>
             </w:r>
           </w:p>
         </w:tc>
@@ -2716,9 +2662,9 @@
               <w:right w:w="120" w:type="dxa"/>
             </w:tcMar>
           </w:tcPr>
-          <w:p ns2:paraId="098B665D" ns2:textId="77777777">
-            <w:r>
-              <w:t xml:space="preserve">0,189 (R² = 0,076)</w:t>
+          <w:p>
+            <w:r>
+              <w:t>0,189 (R² = 0,076)</w:t>
             </w:r>
           </w:p>
         </w:tc>
@@ -2739,9 +2685,9 @@
               <w:right w:w="120" w:type="dxa"/>
             </w:tcMar>
           </w:tcPr>
-          <w:p ns2:paraId="43E2B30F" ns2:textId="77777777">
-            <w:r>
-              <w:t xml:space="preserve">Error absoluto medio del índice de riesgo [0,1] sobre las 1470 filas de test; un valor constante (la mediana) obtiene MAE 0,183</w:t>
+          <w:p>
+            <w:r>
+              <w:t>Error absoluto medio del índice de riesgo [0,1] sobre las 1470 filas de test; un valor constante (la mediana) obtiene MAE 0,183</w:t>
             </w:r>
           </w:p>
         </w:tc>
@@ -2762,14 +2708,14 @@
               <w:right w:w="120" w:type="dxa"/>
             </w:tcMar>
           </w:tcPr>
-          <w:p ns2:paraId="6AFC25E8" ns2:textId="77777777">
-            <w:r>
-              <w:t xml:space="preserve">el índice de riesgo apenas aporta información sobre la que daría un valor fijo — ver limitaciones</w:t>
+          <w:p>
+            <w:r>
+              <w:t>el índice de riesgo apenas aporta información sobre la que daría un valor fijo — ver limitaciones</w:t>
             </w:r>
           </w:p>
         </w:tc>
       </w:tr>
-      <w:tr ns2:paraId="66471EDA" ns2:textId="77777777">
+      <w:tr>
         <w:tc>
           <w:tcPr>
             <w:tcW w:w="2340" w:type="dxa"/>
@@ -2787,9 +2733,9 @@
               <w:right w:w="120" w:type="dxa"/>
             </w:tcMar>
           </w:tcPr>
-          <w:p ns2:paraId="631A7871" ns2:textId="77777777">
-            <w:r>
-              <w:t xml:space="preserve">RandomForest tabular (fallback de riesgo) — accuracy/f1 (declarado y verificado EXACTO)</w:t>
+          <w:p>
+            <w:r>
+              <w:t>RandomForest tabular (fallback de riesgo) — accuracy/f1 (declarado y verificado EXACTO)</w:t>
             </w:r>
           </w:p>
         </w:tc>
@@ -2810,9 +2756,17 @@
               <w:right w:w="120" w:type="dxa"/>
             </w:tcMar>
           </w:tcPr>
-          <w:p ns2:paraId="098B665D" ns2:textId="77777777">
-            <w:r>
-              <w:t xml:space="preserve">accuracy=0,11593, f1_macro=0,11804, f1_weighted=0,11755</w:t>
+          <w:p>
+            <w:pPr>
+              <w:rPr>
+                <w:lang w:val="en-US"/>
+              </w:rPr>
+            </w:pPr>
+            <w:r>
+              <w:rPr>
+                <w:lang w:val="en-US"/>
+              </w:rPr>
+              <w:t>accuracy=0,11593, f1_macro=0,11804, f1_weighted=0,11755</w:t>
             </w:r>
           </w:p>
         </w:tc>
@@ -2833,9 +2787,13 @@
               <w:right w:w="120" w:type="dxa"/>
             </w:tcMar>
           </w:tcPr>
-          <w:p ns2:paraId="43E2B30F" ns2:textId="77777777">
-            <w:r>
-              <w:t xml:space="preserve">Reproducido de forma EXACTA (mismas 5 cifras decimales) ejecutando el training.py real del plugin contra las 500.000 filas reales de SENSORES.csv, con el mismo split 80/20 (seed=42) que generó el test auditado (100.000 filas). El RF de riesgo de respaldo: MAE 0,188, R² 0,205</w:t>
+          <w:p>
+            <w:r>
+              <w:t xml:space="preserve">Reproducido de forma EXACTA (mismas 5 cifras decimales) ejecutando el training.py real del plugin contra las 500.000 filas reales de SENSORES.csv, </w:t>
+            </w:r>
+            <w:r>
+              <w:lastRenderedPageBreak/>
+              <w:t>con el mismo split 80/20 (seed=42) que generó el test auditado (100.000 filas). El RF de riesgo de respaldo: MAE 0,188, R² 0,205</w:t>
             </w:r>
           </w:p>
         </w:tc>
@@ -2856,14 +2814,19 @@
               <w:right w:w="120" w:type="dxa"/>
             </w:tcMar>
           </w:tcPr>
-          <w:p ns2:paraId="6AFC25E8" ns2:textId="77777777">
-            <w:r>
-              <w:t xml:space="preserve">confirma que el RF tabular NO es apto como clasificador aislado (apenas por encima del azar sobre 15 clases) — por eso el plugin nunca lo usa para clasificar, solo para estimar riesgo</w:t>
+          <w:p>
+            <w:r>
+              <w:lastRenderedPageBreak/>
+              <w:t xml:space="preserve">confirma que el RF tabular NO es apto como clasificador aislado (apenas por encima del azar sobre 15 clases) — por eso el plugin nunca lo usa para </w:t>
+            </w:r>
+            <w:r>
+              <w:lastRenderedPageBreak/>
+              <w:t>clasificar, solo para estimar riesgo</w:t>
             </w:r>
           </w:p>
         </w:tc>
       </w:tr>
-      <w:tr ns2:paraId="66471EDA" ns2:textId="77777777">
+      <w:tr>
         <w:tc>
           <w:tcPr>
             <w:tcW w:w="2340" w:type="dxa"/>
@@ -2881,9 +2844,9 @@
               <w:right w:w="120" w:type="dxa"/>
             </w:tcMar>
           </w:tcPr>
-          <w:p ns2:paraId="631A7871" ns2:textId="77777777">
-            <w:r>
-              <w:t xml:space="preserve">YOLOv8 — detección</w:t>
+          <w:p>
+            <w:r>
+              <w:t>YOLOv8 — detección</w:t>
             </w:r>
           </w:p>
         </w:tc>
@@ -2904,9 +2867,9 @@
               <w:right w:w="120" w:type="dxa"/>
             </w:tcMar>
           </w:tcPr>
-          <w:p ns2:paraId="098B665D" ns2:textId="77777777">
-            <w:r>
-              <w:t xml:space="preserve">mAP50=0,995, mAP50-95=0,868, Recall=1,0</w:t>
+          <w:p>
+            <w:r>
+              <w:t>mAP50=0,995, mAP50-95=0,868, Recall=1,0</w:t>
             </w:r>
           </w:p>
         </w:tc>
@@ -2927,9 +2890,9 @@
               <w:right w:w="120" w:type="dxa"/>
             </w:tcMar>
           </w:tcPr>
-          <w:p ns2:paraId="43E2B30F" ns2:textId="77777777">
-            <w:r>
-              <w:t xml:space="preserve">Localización de hoja/racimo, test hold-out (memoria Tabla 7/Figura 9)</w:t>
+          <w:p>
+            <w:r>
+              <w:t>Localización de hoja/racimo, test hold-out (memoria Tabla 7/Figura 9)</w:t>
             </w:r>
           </w:p>
         </w:tc>
@@ -2950,20 +2913,20 @@
               <w:right w:w="120" w:type="dxa"/>
             </w:tcMar>
           </w:tcPr>
-          <w:p ns2:paraId="6AFC25E8" ns2:textId="77777777">
-            <w:r>
-              <w:t xml:space="preserve">detecta prácticamente el 100% de las regiones de interés con alta precisión geométrica</w:t>
+          <w:p>
+            <w:r>
+              <w:t>detecta prácticamente el 100% de las regiones de interés con alta precisión geométrica</w:t>
             </w:r>
           </w:p>
         </w:tc>
       </w:tr>
     </w:tbl>
-    <w:p ns2:paraId="1A7F9A77" ns2:textId="4488DBEE">
+    <w:p>
       <w:pPr>
-        <w:pStyle w:val="Descripcin"/>
+        <w:pStyle w:val="Caption"/>
         <w:jc w:val="center"/>
       </w:pPr>
-      <w:bookmarkStart w:id="13" w:name="_Toc233977643"/>
+      <w:bookmarkStart w:id="8" w:name="_Toc233977643"/>
       <w:r>
         <w:t xml:space="preserve">Tabla </w:t>
       </w:r>
@@ -2978,19 +2941,18 @@
       <w:r>
         <w:t xml:space="preserve"> Métricas de evaluación</w:t>
       </w:r>
-      <w:bookmarkEnd w:id="13"/>
+      <w:bookmarkEnd w:id="8"/>
     </w:p>
-    <w:p ns2:paraId="2C5581FA" ns2:textId="77777777">
+    <w:p>
       <w:pPr>
-        <w:pStyle w:val="Ttulo1"/>
+        <w:pStyle w:val="Heading1"/>
         <w:jc w:val="left"/>
       </w:pPr>
-      <w:bookmarkStart w:id="14" w:name="_Toc233977727"/>
+      <w:bookmarkStart w:id="9" w:name="_Toc233977727"/>
       <w:r>
-        <w:lastRenderedPageBreak/>
         <w:t>5. Limitaciones conocidas</w:t>
       </w:r>
-      <w:bookmarkEnd w:id="14"/>
+      <w:bookmarkEnd w:id="9"/>
     </w:p>
     <w:tbl>
       <w:tblPr>
@@ -3011,7 +2973,7 @@
         <w:gridCol w:w="3120"/>
         <w:gridCol w:w="6240"/>
       </w:tblGrid>
-      <w:tr ns2:paraId="5ACF6CCD" ns2:textId="77777777">
+      <w:tr>
         <w:trPr>
           <w:tblHeader/>
         </w:trPr>
@@ -3032,7 +2994,7 @@
               <w:right w:w="120" w:type="dxa"/>
             </w:tcMar>
           </w:tcPr>
-          <w:p ns2:paraId="676816E1" ns2:textId="77777777">
+          <w:p>
             <w:r>
               <w:rPr>
                 <w:b/>
@@ -3062,7 +3024,7 @@
               <w:right w:w="120" w:type="dxa"/>
             </w:tcMar>
           </w:tcPr>
-          <w:p ns2:paraId="1F42A562" ns2:textId="77777777">
+          <w:p>
             <w:r>
               <w:rPr>
                 <w:b/>
@@ -3076,7 +3038,7 @@
           </w:p>
         </w:tc>
       </w:tr>
-      <w:tr ns2:paraId="221304F4" ns2:textId="77777777">
+      <w:tr>
         <w:tc>
           <w:tcPr>
             <w:tcW w:w="3120" w:type="dxa"/>
@@ -3094,9 +3056,9 @@
               <w:right w:w="120" w:type="dxa"/>
             </w:tcMar>
           </w:tcPr>
-          <w:p ns2:paraId="26419EF2" ns2:textId="77777777">
-            <w:r>
-              <w:t xml:space="preserve">Origen internacional de las imágenes</w:t>
+          <w:p>
+            <w:r>
+              <w:t>Origen internacional de las imágenes</w:t>
             </w:r>
           </w:p>
         </w:tc>
@@ -3117,14 +3079,14 @@
               <w:right w:w="120" w:type="dxa"/>
             </w:tcMar>
           </w:tcPr>
-          <w:p ns2:paraId="3E7B7A63" ns2:textId="77777777">
-            <w:r>
-              <w:t xml:space="preserve">Ante la falta de datasets públicos de Castilla y León, se usaron colecciones de India, Brasil y EE.UU.; las manifestaciones visuales de las patologías pueden variar por clima, luz o variedad de vid respecto al viñedo español real.</w:t>
+          <w:p>
+            <w:r>
+              <w:t>Ante la falta de datasets públicos de Castilla y León, se usaron colecciones de India, Brasil y EE.UU.; las manifestaciones visuales de las patologías pueden variar por clima, luz o variedad de vid respecto al viñedo español real.</w:t>
             </w:r>
           </w:p>
         </w:tc>
       </w:tr>
-      <w:tr ns2:paraId="221304F4" ns2:textId="77777777">
+      <w:tr>
         <w:tc>
           <w:tcPr>
             <w:tcW w:w="3120" w:type="dxa"/>
@@ -3142,9 +3104,9 @@
               <w:right w:w="120" w:type="dxa"/>
             </w:tcMar>
           </w:tcPr>
-          <w:p ns2:paraId="26419EF2" ns2:textId="77777777">
-            <w:r>
-              <w:t xml:space="preserve">Clases minoritarias con rendimiento más débil</w:t>
+          <w:p>
+            <w:r>
+              <w:t>Clases minoritarias con rendimiento más débil</w:t>
             </w:r>
           </w:p>
         </w:tc>
@@ -3165,14 +3127,14 @@
               <w:right w:w="120" w:type="dxa"/>
             </w:tcMar>
           </w:tcPr>
-          <w:p ns2:paraId="3E7B7A63" ns2:textId="77777777">
-            <w:r>
-              <w:t xml:space="preserve">LOBESIA (f1=0,67, recall 0,60), OIDIO_RACIMO (f1=0,59, recall 0,62) y EMPOASCA (f1=0,74, recall 0,59) tienen soporte bajo en el test (15, 13 y 17 imágenes) y un recall muy inferior al resto de clases y al KPI individual de 0,85 — cifras auditadas por el equipo y reproducidas exactamente con el plugin.</w:t>
+          <w:p>
+            <w:r>
+              <w:t>LOBESIA (f1=0,67, recall 0,60), OIDIO_RACIMO (f1=0,59, recall 0,62) y EMPOASCA (f1=0,74, recall 0,59) tienen soporte bajo en el test (15, 13 y 17 imágenes) y un recall muy inferior al resto de clases y al KPI individual de 0,85 — cifras auditadas por el equipo y reproducidas exactamente con el plugin.</w:t>
             </w:r>
           </w:p>
         </w:tc>
       </w:tr>
-      <w:tr ns2:paraId="221304F4" ns2:textId="77777777">
+      <w:tr>
         <w:tc>
           <w:tcPr>
             <w:tcW w:w="3120" w:type="dxa"/>
@@ -3190,9 +3152,9 @@
               <w:right w:w="120" w:type="dxa"/>
             </w:tcMar>
           </w:tcPr>
-          <w:p ns2:paraId="26419EF2" ns2:textId="77777777">
-            <w:r>
-              <w:t xml:space="preserve">Fotos a resolución completa</w:t>
+          <w:p>
+            <w:r>
+              <w:t>Fotos a resolución completa</w:t>
             </w:r>
           </w:p>
         </w:tc>
@@ -3213,14 +3175,14 @@
               <w:right w:w="120" w:type="dxa"/>
             </w:tcMar>
           </w:tcPr>
-          <w:p ns2:paraId="3E7B7A63" ns2:textId="77777777">
-            <w:r>
-              <w:t xml:space="preserve">El modelo se entrenó y evaluó con recortes de imágenes ya reducidas a 224 px; con fotos de cámara a resolución completa la accuracy baja de 0,947 a 0,940 (MobileNetV3 de 0,71 a 0,60). Heredado del diseño del equipo de IA.</w:t>
+          <w:p>
+            <w:r>
+              <w:t>El modelo se entrenó y evaluó con recortes de imágenes ya reducidas a 224 px; con fotos de cámara a resolución completa la accuracy baja de 0,947 a 0,940 (MobileNetV3 de 0,71 a 0,60). Heredado del diseño del equipo de IA.</w:t>
             </w:r>
           </w:p>
         </w:tc>
       </w:tr>
-      <w:tr ns2:paraId="221304F4" ns2:textId="77777777">
+      <w:tr>
         <w:tc>
           <w:tcPr>
             <w:tcW w:w="3120" w:type="dxa"/>
@@ -3238,9 +3200,10 @@
               <w:right w:w="120" w:type="dxa"/>
             </w:tcMar>
           </w:tcPr>
-          <w:p ns2:paraId="26419EF2" ns2:textId="77777777">
-            <w:r>
-              <w:t xml:space="preserve">El fallback sin imagen NO clasifica patología</w:t>
+          <w:p>
+            <w:r>
+              <w:lastRenderedPageBreak/>
+              <w:t>El fallback sin imagen NO clasifica patología</w:t>
             </w:r>
           </w:p>
         </w:tc>
@@ -3261,14 +3224,14 @@
               <w:right w:w="120" w:type="dxa"/>
             </w:tcMar>
           </w:tcPr>
-          <w:p ns2:paraId="3E7B7A63" ns2:textId="77777777">
-            <w:r>
-              <w:t xml:space="preserve">Cuando no se aporta imagen, el sistema usa un experto RandomForest que solo estima el riesgo (metodo=RIESGO_TABULAR_EXPERT, enfermedad=IMAGEN_NO_DISPONIBLE). El RandomForest clasificador existe como artefacto pero no se invoca para diagnosticar: su accuracy real aislada es del 11,6% sobre 15 clases (ver métricas), casi aleatoria.</w:t>
+          <w:p>
+            <w:r>
+              <w:t>Cuando no se aporta imagen, el sistema usa un experto RandomForest que solo estima el riesgo (metodo=RIESGO_TABULAR_EXPERT, enfermedad=IMAGEN_NO_DISPONIBLE). El RandomForest clasificador existe como artefacto pero no se invoca para diagnosticar: su accuracy real aislada es del 11,6% sobre 15 clases (ver métricas), casi aleatoria.</w:t>
             </w:r>
           </w:p>
         </w:tc>
       </w:tr>
-      <w:tr ns2:paraId="221304F4" ns2:textId="77777777">
+      <w:tr>
         <w:tc>
           <w:tcPr>
             <w:tcW w:w="3120" w:type="dxa"/>
@@ -3286,9 +3249,9 @@
               <w:right w:w="120" w:type="dxa"/>
             </w:tcMar>
           </w:tcPr>
-          <w:p ns2:paraId="26419EF2" ns2:textId="77777777">
-            <w:r>
-              <w:t xml:space="preserve">El índice de riesgo apenas tiene capacidad predictiva</w:t>
+          <w:p>
+            <w:r>
+              <w:t>El índice de riesgo apenas tiene capacidad predictiva</w:t>
             </w:r>
           </w:p>
         </w:tc>
@@ -3309,14 +3272,14 @@
               <w:right w:w="120" w:type="dxa"/>
             </w:tcMar>
           </w:tcPr>
-          <w:p ns2:paraId="3E7B7A63" ns2:textId="77777777">
-            <w:r>
-              <w:t xml:space="preserve">MAE 0,189 pero R² 0,076: predecir siempre la mediana da MAE 0,183, mejor que el modelo. Las predicciones medias por clase son casi planas (0,25-0,27) frente a valores reales de 0,06 a 0,60. Causa: el riesgo de entrenamiento se generó con reglas por patología, pero los sensores simulados no dependen de la patología (salvo los grados-día en LOBESIA/ALTICA) y la rama de riesgo solo ve sensores. El RF de respaldo tiene la misma limitación (R² 0,205). Debe tratarse como orientativo.</w:t>
+          <w:p>
+            <w:r>
+              <w:t>MAE 0,189 pero R² 0,076: predecir siempre la mediana da MAE 0,183, mejor que el modelo. Las predicciones medias por clase son casi planas (0,25-0,27) frente a valores reales de 0,06 a 0,60. Causa: el riesgo de entrenamiento se generó con reglas por patología, pero los sensores simulados no dependen de la patología (salvo los grados-día en LOBESIA/ALTICA) y la rama de riesgo solo ve sensores. El RF de respaldo tiene la misma limitación (R² 0,205). Debe tratarse como orientativo.</w:t>
             </w:r>
           </w:p>
         </w:tc>
       </w:tr>
-      <w:tr ns2:paraId="221304F4" ns2:textId="77777777">
+      <w:tr>
         <w:tc>
           <w:tcPr>
             <w:tcW w:w="3120" w:type="dxa"/>
@@ -3334,9 +3297,9 @@
               <w:right w:w="120" w:type="dxa"/>
             </w:tcMar>
           </w:tcPr>
-          <w:p ns2:paraId="26419EF2" ns2:textId="77777777">
-            <w:r>
-              <w:t xml:space="preserve">Reentrenamiento del Deep Ensemble fuera de alcance (por ahora)</w:t>
+          <w:p>
+            <w:r>
+              <w:t>Reentrenamiento del Deep Ensemble fuera de alcance (por ahora)</w:t>
             </w:r>
           </w:p>
         </w:tc>
@@ -3357,14 +3320,14 @@
               <w:right w:w="120" w:type="dxa"/>
             </w:tcMar>
           </w:tcPr>
-          <w:p ns2:paraId="3E7B7A63" ns2:textId="77777777">
-            <w:r>
-              <w:t xml:space="preserve">Solo el par RandomForest (riesgo de respaldo) es reentrenable vía /train. El Deep Ensemble CNN requiere ~4h20min de CPU y un pipeline de entrenamiento complejo (tf.data, aumentado, scheduler); aunque el corpus completo ya está disponible y el repositorio soporta entrenamiento asíncrono, portar fielmente ese pipeline es un trabajo dedicado pendiente, no incluido en esta integración.</w:t>
+          <w:p>
+            <w:r>
+              <w:t>Solo el par RandomForest (riesgo de respaldo) es reentrenable vía /train. El Deep Ensemble CNN requiere ~4h20min de CPU y un pipeline de entrenamiento complejo (tf.data, aumentado, scheduler); aunque el corpus completo ya está disponible y el repositorio soporta entrenamiento asíncrono, portar fielmente ese pipeline es un trabajo dedicado pendiente, no incluido en esta integración.</w:t>
             </w:r>
           </w:p>
         </w:tc>
       </w:tr>
-      <w:tr ns2:paraId="221304F4" ns2:textId="77777777">
+      <w:tr>
         <w:tc>
           <w:tcPr>
             <w:tcW w:w="3120" w:type="dxa"/>
@@ -3382,9 +3345,9 @@
               <w:right w:w="120" w:type="dxa"/>
             </w:tcMar>
           </w:tcPr>
-          <w:p ns2:paraId="26419EF2" ns2:textId="77777777">
-            <w:r>
-              <w:t xml:space="preserve">Índice de riesgo basado en un Digital Twin sintético</w:t>
+          <w:p>
+            <w:r>
+              <w:t>Índice de riesgo basado en un Digital Twin sintético</w:t>
             </w:r>
           </w:p>
         </w:tc>
@@ -3405,20 +3368,20 @@
               <w:right w:w="120" w:type="dxa"/>
             </w:tcMar>
           </w:tcPr>
-          <w:p ns2:paraId="3E7B7A63" ns2:textId="77777777">
-            <w:r>
-              <w:t xml:space="preserve">Los registros ambientales que alimentan el riesgo (500.000 filas de SENSORES.csv) son generados sintéticamente a partir de modelos epidemiológicos estándar (Broome, Rossi, Caffi), no mediciones directas de campo — requiere validación con telemetría real antes de confiar en el valor absoluto del índice.</w:t>
+          <w:p>
+            <w:r>
+              <w:t>Los registros ambientales que alimentan el riesgo (500.000 filas de SENSORES.csv) son generados sintéticamente a partir de modelos epidemiológicos estándar (Broome, Rossi, Caffi), no mediciones directas de campo — requiere validación con telemetría real antes de confiar en el valor absoluto del índice.</w:t>
             </w:r>
           </w:p>
         </w:tc>
       </w:tr>
     </w:tbl>
-    <w:p ns2:paraId="23E22C97" ns2:textId="02183EA3">
+    <w:p>
       <w:pPr>
-        <w:pStyle w:val="Descripcin"/>
+        <w:pStyle w:val="Caption"/>
         <w:jc w:val="center"/>
       </w:pPr>
-      <w:bookmarkStart w:id="15" w:name="_Toc233977644"/>
+      <w:bookmarkStart w:id="10" w:name="_Toc233977644"/>
       <w:r>
         <w:t xml:space="preserve">Tabla </w:t>
       </w:r>
@@ -3433,45 +3396,44 @@
       <w:r>
         <w:t xml:space="preserve"> Limitaciones conocidas</w:t>
       </w:r>
-      <w:bookmarkEnd w:id="15"/>
+      <w:bookmarkEnd w:id="10"/>
     </w:p>
-    <w:p ns2:paraId="36D55773" ns2:textId="77777777">
+    <w:p>
       <w:pPr>
-        <w:pStyle w:val="Ttulo1"/>
+        <w:pStyle w:val="Heading1"/>
         <w:jc w:val="left"/>
       </w:pPr>
-      <w:bookmarkStart w:id="16" w:name="_Toc233977728"/>
+      <w:bookmarkStart w:id="11" w:name="_Toc233977728"/>
       <w:r>
         <w:t>6. Observaciones técnicas</w:t>
       </w:r>
-      <w:bookmarkEnd w:id="16"/>
+      <w:bookmarkEnd w:id="11"/>
     </w:p>
-    <w:p ns2:paraId="3188B244" ns2:textId="77777777">
+    <w:p>
       <w:pPr>
         <w:jc w:val="both"/>
       </w:pPr>
       <w:r>
-        <w:t xml:space="preserve">Inferencia 100% en CPU (Keras 3 con backend=torch, sin TensorFlow ni GPU); YOLOv8 vía ultralytics también en CPU. ~0,64 s por imagen en CPU. Memoria: 2,3 GB tras cargar, pico de 3,2 GB con 4 peticiones concurrentes — límite de pod recomendado &gt;= 4 GiB. Artefactos: 574 MB (499 MB son el RF de riesgo, solo usado sin imagen). Dependencias con versión fijada: scikit-learn==1.5.2 (compatibilidad de pickle con el servicio de explicabilidad), keras&gt;=3.0.0 (paquete standalone, no tf.keras).</w:t>
+        <w:t>Inferencia 100% en CPU (Keras 3 con backend=torch, sin TensorFlow ni GPU); YOLOv8 vía ultralytics también en CPU. ~0,64 s por imagen en CPU. Memoria: 2,3 GB tras cargar, pico de 3,2 GB con 4 peticiones concurrentes — límite de pod recomendado &gt;= 4 GiB. Artefactos: 574 MB (499 MB son el RF de riesgo, solo usado sin imagen). Dependencias con versión fijada: scikit-learn==1.5.2 (compatibilidad de pickle con el servicio de explicabilidad), keras&gt;=3.0.0 (paquete standalone, no tf.keras).</w:t>
       </w:r>
     </w:p>
-    <w:p ns2:paraId="642BAC39" ns2:textId="77777777"/>
-    <w:p ns2:paraId="6AE49187" ns2:textId="77777777"/>
-    <w:p ns2:paraId="3CCD1455" ns2:textId="77777777"/>
-    <w:p ns2:paraId="03DFC7FC" ns2:textId="77777777"/>
-    <w:p ns2:paraId="3E74D38E" ns2:textId="77777777"/>
-    <w:p ns2:paraId="0B8151BB" ns2:textId="77777777"/>
-    <w:p ns2:paraId="53E05546" ns2:textId="77777777"/>
-    <w:p ns2:paraId="7A7AF885" ns2:textId="77777777">
+    <w:p/>
+    <w:p/>
+    <w:p/>
+    <w:p/>
+    <w:p/>
+    <w:p/>
+    <w:p/>
+    <w:p>
       <w:pPr>
-        <w:pStyle w:val="Ttulo1"/>
+        <w:pStyle w:val="Heading1"/>
         <w:jc w:val="left"/>
       </w:pPr>
-      <w:bookmarkStart w:id="17" w:name="_Toc233977729"/>
+      <w:bookmarkStart w:id="12" w:name="_Toc233977729"/>
       <w:r>
-        <w:lastRenderedPageBreak/>
         <w:t>7. Fichero de prueba de referencia</w:t>
       </w:r>
-      <w:bookmarkEnd w:id="17"/>
+      <w:bookmarkEnd w:id="12"/>
     </w:p>
     <w:tbl>
       <w:tblPr>
@@ -3492,7 +3454,7 @@
         <w:gridCol w:w="2800"/>
         <w:gridCol w:w="6560"/>
       </w:tblGrid>
-      <w:tr ns2:paraId="7CCEFEF5" ns2:textId="77777777">
+      <w:tr>
         <w:tc>
           <w:tcPr>
             <w:tcW w:w="2800" w:type="dxa"/>
@@ -3510,7 +3472,7 @@
               <w:right w:w="120" w:type="dxa"/>
             </w:tcMar>
           </w:tcPr>
-          <w:p ns2:paraId="5A9D0325" ns2:textId="77777777">
+          <w:p>
             <w:r>
               <w:rPr>
                 <w:b/>
@@ -3540,14 +3502,14 @@
               <w:right w:w="120" w:type="dxa"/>
             </w:tcMar>
           </w:tcPr>
-          <w:p ns2:paraId="548E93F5" ns2:textId="77777777">
-            <w:r>
-              <w:t xml:space="preserve">inbox/a01/manifest.yaml::golden_cases (20 casos de data/splits/test_split.csv) + test completo de 1470 imágenes + SENSORES.csv (500.000 filas)</w:t>
+          <w:p>
+            <w:r>
+              <w:t>inbox/a01/manifest.yaml::golden_cases (20 casos de data/splits/test_split.csv) + test completo de 1470 imágenes + SENSORES.csv (500.000 filas)</w:t>
             </w:r>
           </w:p>
         </w:tc>
       </w:tr>
-      <w:tr ns2:paraId="183575F5" ns2:textId="77777777">
+      <w:tr>
         <w:tc>
           <w:tcPr>
             <w:tcW w:w="2800" w:type="dxa"/>
@@ -3565,7 +3527,7 @@
               <w:right w:w="120" w:type="dxa"/>
             </w:tcMar>
           </w:tcPr>
-          <w:p ns2:paraId="2C17FEDB" ns2:textId="77777777">
+          <w:p>
             <w:r>
               <w:rPr>
                 <w:b/>
@@ -3595,14 +3557,14 @@
               <w:right w:w="120" w:type="dxa"/>
             </w:tcMar>
           </w:tcPr>
-          <w:p ns2:paraId="2F98E928" ns2:textId="77777777">
-            <w:r>
-              <w:t xml:space="preserve">20 casos con imagen+sensores+etiqueta real; 1470 imágenes del split de test oficial (Deep Ensemble); 500.000 filas reales (RandomForest)</w:t>
+          <w:p>
+            <w:r>
+              <w:t>20 casos con imagen+sensores+etiqueta real; 1470 imágenes del split de test oficial (Deep Ensemble); 500.000 filas reales (RandomForest)</w:t>
             </w:r>
           </w:p>
         </w:tc>
       </w:tr>
-      <w:tr ns2:paraId="1BF4E262" ns2:textId="77777777">
+      <w:tr>
         <w:tc>
           <w:tcPr>
             <w:tcW w:w="2800" w:type="dxa"/>
@@ -3620,7 +3582,7 @@
               <w:right w:w="120" w:type="dxa"/>
             </w:tcMar>
           </w:tcPr>
-          <w:p ns2:paraId="55FAE3FC" ns2:textId="77777777">
+          <w:p>
             <w:r>
               <w:rPr>
                 <w:b/>
@@ -3650,20 +3612,20 @@
               <w:right w:w="120" w:type="dxa"/>
             </w:tcMar>
           </w:tcPr>
-          <w:p ns2:paraId="15092C4A" ns2:textId="77777777">
-            <w:r>
-              <w:t xml:space="preserve">Deep Ensemble: 0,9469 / 0,8807 / 0,9463 idénticos a lo auditado; golden 18/20 (los 2 fallos son errores del modelo). RandomForest: reproducción EXACTA de accuracy/f1 auditados. predictions.csv del equipo reproducido — ver outputs/a01/verification_report.md</w:t>
+          <w:p>
+            <w:r>
+              <w:t>Deep Ensemble: 0,9469 / 0,8807 / 0,9463 idénticos a lo auditado; golden 18/20 (los 2 fallos son errores del modelo). RandomForest: reproducción EXACTA de accuracy/f1 auditados. predictions.csv del equipo reproducido — ver outputs/a01/verification_report.md</w:t>
             </w:r>
           </w:p>
         </w:tc>
       </w:tr>
     </w:tbl>
-    <w:p ns2:paraId="3773E7D0" ns2:textId="48983DD0">
+    <w:p>
       <w:pPr>
-        <w:pStyle w:val="Descripcin"/>
+        <w:pStyle w:val="Caption"/>
         <w:jc w:val="center"/>
       </w:pPr>
-      <w:bookmarkStart w:id="18" w:name="_Toc233977645"/>
+      <w:bookmarkStart w:id="13" w:name="_Toc233977645"/>
       <w:r>
         <w:t xml:space="preserve">Tabla </w:t>
       </w:r>
@@ -3678,13 +3640,13 @@
       <w:r>
         <w:t xml:space="preserve"> Fichero de prueba de referencia</w:t>
       </w:r>
-      <w:bookmarkEnd w:id="18"/>
+      <w:bookmarkEnd w:id="13"/>
     </w:p>
     <w:sectPr>
-      <w:headerReference w:type="even" ns7:id="rId12"/>
-      <w:headerReference w:type="default" ns7:id="rId13"/>
-      <w:footerReference w:type="default" ns7:id="rId14"/>
-      <w:footerReference w:type="first" ns7:id="rId15"/>
+      <w:headerReference w:type="even" r:id="rId12"/>
+      <w:headerReference w:type="default" r:id="rId13"/>
+      <w:footerReference w:type="default" r:id="rId14"/>
+      <w:footerReference w:type="first" r:id="rId15"/>
       <w:pgSz w:w="11906" w:h="16838"/>
       <w:pgMar w:top="1417" w:right="1701" w:bottom="1417" w:left="1701" w:header="708" w:footer="708" w:gutter="0"/>
       <w:pgNumType w:start="1"/>
@@ -4437,7 +4399,7 @@
         <w:noProof/>
         <w:color w:val="000000"/>
       </w:rPr>
-      <w:t xml:space="preserve">2</w:t>
+      <w:t>2</w:t>
     </w:r>
     <w:r>
       <w:rPr>
@@ -4451,23 +4413,7 @@
         <w:rFonts w:ascii="Liberalisation sans narrow" w:eastAsia="Liberalisation sans narrow" w:hAnsi="Liberalisation sans narrow" w:cs="Liberalisation sans narrow"/>
         <w:color w:val="000000"/>
       </w:rPr>
-      <w:t xml:space="preserve"> |Ficha técnica – Modelo a01 (</w:t>
-    </w:r>
-    <w:proofErr w:type="spellStart"/>
-    <w:r>
-      <w:rPr>
-        <w:rFonts w:ascii="Liberalisation sans narrow" w:eastAsia="Liberalisation sans narrow" w:hAnsi="Liberalisation sans narrow" w:cs="Liberalisation sans narrow"/>
-        <w:color w:val="000000"/>
-      </w:rPr>
-      <w:t xml:space="preserve">wine-pest-disease-detection</w:t>
-    </w:r>
-    <w:proofErr w:type="spellEnd"/>
-    <w:r>
-      <w:rPr>
-        <w:rFonts w:ascii="Liberalisation sans narrow" w:eastAsia="Liberalisation sans narrow" w:hAnsi="Liberalisation sans narrow" w:cs="Liberalisation sans narrow"/>
-        <w:color w:val="000000"/>
-      </w:rPr>
-      <w:t>)</w:t>
+      <w:t xml:space="preserve"> |Ficha técnica – Modelo a01 (wine-pest-disease-detection)</w:t>
     </w:r>
   </w:p>
   <w:p>
@@ -5015,11 +4961,11 @@
     <w:name w:val="Normal"/>
     <w:qFormat/>
   </w:style>
-  <w:style w:type="paragraph" w:styleId="Ttulo1">
+  <w:style w:type="paragraph" w:styleId="Heading1">
     <w:name w:val="heading 1"/>
     <w:basedOn w:val="Normal"/>
     <w:next w:val="Normal"/>
-    <w:link w:val="Ttulo1Car"/>
+    <w:link w:val="Heading1Char"/>
     <w:uiPriority w:val="9"/>
     <w:qFormat/>
     <w:pPr>
@@ -5037,11 +4983,11 @@
       <w:szCs w:val="36"/>
     </w:rPr>
   </w:style>
-  <w:style w:type="paragraph" w:styleId="Ttulo2">
+  <w:style w:type="paragraph" w:styleId="Heading2">
     <w:name w:val="heading 2"/>
     <w:basedOn w:val="Normal"/>
     <w:next w:val="Normal"/>
-    <w:link w:val="Ttulo2Car"/>
+    <w:link w:val="Heading2Char"/>
     <w:uiPriority w:val="9"/>
     <w:semiHidden/>
     <w:unhideWhenUsed/>
@@ -5060,11 +5006,11 @@
       <w:szCs w:val="32"/>
     </w:rPr>
   </w:style>
-  <w:style w:type="paragraph" w:styleId="Ttulo3">
+  <w:style w:type="paragraph" w:styleId="Heading3">
     <w:name w:val="heading 3"/>
     <w:basedOn w:val="Normal"/>
     <w:next w:val="Normal"/>
-    <w:link w:val="Ttulo3Car"/>
+    <w:link w:val="Heading3Char"/>
     <w:uiPriority w:val="9"/>
     <w:semiHidden/>
     <w:unhideWhenUsed/>
@@ -5083,11 +5029,11 @@
       <w:szCs w:val="28"/>
     </w:rPr>
   </w:style>
-  <w:style w:type="paragraph" w:styleId="Ttulo4">
+  <w:style w:type="paragraph" w:styleId="Heading4">
     <w:name w:val="heading 4"/>
     <w:basedOn w:val="Normal"/>
     <w:next w:val="Normal"/>
-    <w:link w:val="Ttulo4Car"/>
+    <w:link w:val="Heading4Char"/>
     <w:uiPriority w:val="9"/>
     <w:semiHidden/>
     <w:unhideWhenUsed/>
@@ -5106,11 +5052,11 @@
       <w:szCs w:val="24"/>
     </w:rPr>
   </w:style>
-  <w:style w:type="paragraph" w:styleId="Ttulo5">
+  <w:style w:type="paragraph" w:styleId="Heading5">
     <w:name w:val="heading 5"/>
     <w:basedOn w:val="Normal"/>
     <w:next w:val="Normal"/>
-    <w:link w:val="Ttulo5Car"/>
+    <w:link w:val="Heading5Char"/>
     <w:uiPriority w:val="9"/>
     <w:semiHidden/>
     <w:unhideWhenUsed/>
@@ -5128,11 +5074,11 @@
       <w:color w:val="284546"/>
     </w:rPr>
   </w:style>
-  <w:style w:type="paragraph" w:styleId="Ttulo6">
+  <w:style w:type="paragraph" w:styleId="Heading6">
     <w:name w:val="heading 6"/>
     <w:basedOn w:val="Normal"/>
     <w:next w:val="Normal"/>
-    <w:link w:val="Ttulo6Car"/>
+    <w:link w:val="Heading6Char"/>
     <w:uiPriority w:val="9"/>
     <w:semiHidden/>
     <w:unhideWhenUsed/>
@@ -5152,11 +5098,11 @@
       <w:color w:val="1B2E2F"/>
     </w:rPr>
   </w:style>
-  <w:style w:type="paragraph" w:styleId="Ttulo7">
+  <w:style w:type="paragraph" w:styleId="Heading7">
     <w:name w:val="heading 7"/>
     <w:basedOn w:val="Normal"/>
     <w:next w:val="Normal"/>
-    <w:link w:val="Ttulo7Car"/>
+    <w:link w:val="Heading7Char"/>
     <w:uiPriority w:val="9"/>
     <w:unhideWhenUsed/>
     <w:qFormat/>
@@ -5174,11 +5120,11 @@
       <w:color w:val="1B2E2E" w:themeColor="accent1" w:themeShade="80"/>
     </w:rPr>
   </w:style>
-  <w:style w:type="paragraph" w:styleId="Ttulo8">
+  <w:style w:type="paragraph" w:styleId="Heading8">
     <w:name w:val="heading 8"/>
     <w:basedOn w:val="Normal"/>
     <w:next w:val="Normal"/>
-    <w:link w:val="Ttulo8Car"/>
+    <w:link w:val="Heading8Char"/>
     <w:uiPriority w:val="9"/>
     <w:unhideWhenUsed/>
     <w:qFormat/>
@@ -5198,11 +5144,11 @@
       <w:color w:val="1B2E2E" w:themeColor="accent1" w:themeShade="80"/>
     </w:rPr>
   </w:style>
-  <w:style w:type="paragraph" w:styleId="Ttulo9">
+  <w:style w:type="paragraph" w:styleId="Heading9">
     <w:name w:val="heading 9"/>
     <w:basedOn w:val="Normal"/>
     <w:next w:val="Normal"/>
-    <w:link w:val="Ttulo9Car"/>
+    <w:link w:val="Heading9Char"/>
     <w:uiPriority w:val="9"/>
     <w:semiHidden/>
     <w:unhideWhenUsed/>
@@ -5221,12 +5167,13 @@
       <w:color w:val="1B2E2E" w:themeColor="accent1" w:themeShade="80"/>
     </w:rPr>
   </w:style>
-  <w:style w:type="character" w:default="1" w:styleId="Fuentedeprrafopredeter">
+  <w:style w:type="character" w:default="1" w:styleId="DefaultParagraphFont">
     <w:name w:val="Default Paragraph Font"/>
     <w:uiPriority w:val="1"/>
+    <w:semiHidden/>
     <w:unhideWhenUsed/>
   </w:style>
-  <w:style w:type="table" w:default="1" w:styleId="Tablanormal">
+  <w:style w:type="table" w:default="1" w:styleId="TableNormal">
     <w:name w:val="Normal Table"/>
     <w:uiPriority w:val="99"/>
     <w:semiHidden/>
@@ -5241,13 +5188,13 @@
       </w:tblCellMar>
     </w:tblPr>
   </w:style>
-  <w:style w:type="numbering" w:default="1" w:styleId="Sinlista">
+  <w:style w:type="numbering" w:default="1" w:styleId="NoList">
     <w:name w:val="No List"/>
     <w:uiPriority w:val="99"/>
     <w:semiHidden/>
     <w:unhideWhenUsed/>
   </w:style>
-  <w:style w:type="table" w:customStyle="1" w:styleId="TableNormal">
+  <w:style w:type="table" w:customStyle="1" w:styleId="TableNormal0">
     <w:name w:val="TableNormal"/>
     <w:tblPr>
       <w:tblCellMar>
@@ -5258,11 +5205,11 @@
       </w:tblCellMar>
     </w:tblPr>
   </w:style>
-  <w:style w:type="paragraph" w:styleId="Ttulo">
+  <w:style w:type="paragraph" w:styleId="Title">
     <w:name w:val="Title"/>
     <w:basedOn w:val="Normal"/>
     <w:next w:val="Normal"/>
-    <w:link w:val="TtuloCar"/>
+    <w:link w:val="TitleChar"/>
     <w:uiPriority w:val="10"/>
     <w:qFormat/>
     <w:pPr>
@@ -5277,10 +5224,10 @@
       <w:szCs w:val="72"/>
     </w:rPr>
   </w:style>
-  <w:style w:type="character" w:customStyle="1" w:styleId="Ttulo1Car">
-    <w:name w:val="Título 1 Car"/>
-    <w:basedOn w:val="Fuentedeprrafopredeter"/>
-    <w:link w:val="Ttulo1"/>
+  <w:style w:type="character" w:customStyle="1" w:styleId="Heading1Char">
+    <w:name w:val="Heading 1 Char"/>
+    <w:basedOn w:val="DefaultParagraphFont"/>
+    <w:link w:val="Heading1"/>
     <w:uiPriority w:val="9"/>
     <w:rsid w:val="00AB39A2"/>
     <w:rPr>
@@ -5290,10 +5237,10 @@
       <w:szCs w:val="36"/>
     </w:rPr>
   </w:style>
-  <w:style w:type="character" w:customStyle="1" w:styleId="Ttulo2Car">
-    <w:name w:val="Título 2 Car"/>
-    <w:basedOn w:val="Fuentedeprrafopredeter"/>
-    <w:link w:val="Ttulo2"/>
+  <w:style w:type="character" w:customStyle="1" w:styleId="Heading2Char">
+    <w:name w:val="Heading 2 Char"/>
+    <w:basedOn w:val="DefaultParagraphFont"/>
+    <w:link w:val="Heading2"/>
     <w:uiPriority w:val="9"/>
     <w:rsid w:val="00AB39A2"/>
     <w:rPr>
@@ -5303,10 +5250,10 @@
       <w:szCs w:val="32"/>
     </w:rPr>
   </w:style>
-  <w:style w:type="character" w:customStyle="1" w:styleId="Ttulo3Car">
-    <w:name w:val="Título 3 Car"/>
-    <w:basedOn w:val="Fuentedeprrafopredeter"/>
-    <w:link w:val="Ttulo3"/>
+  <w:style w:type="character" w:customStyle="1" w:styleId="Heading3Char">
+    <w:name w:val="Heading 3 Char"/>
+    <w:basedOn w:val="DefaultParagraphFont"/>
+    <w:link w:val="Heading3"/>
     <w:uiPriority w:val="9"/>
     <w:rsid w:val="00AB39A2"/>
     <w:rPr>
@@ -5316,10 +5263,10 @@
       <w:szCs w:val="28"/>
     </w:rPr>
   </w:style>
-  <w:style w:type="character" w:customStyle="1" w:styleId="Ttulo4Car">
-    <w:name w:val="Título 4 Car"/>
-    <w:basedOn w:val="Fuentedeprrafopredeter"/>
-    <w:link w:val="Ttulo4"/>
+  <w:style w:type="character" w:customStyle="1" w:styleId="Heading4Char">
+    <w:name w:val="Heading 4 Char"/>
+    <w:basedOn w:val="DefaultParagraphFont"/>
+    <w:link w:val="Heading4"/>
     <w:uiPriority w:val="9"/>
     <w:rsid w:val="00AB39A2"/>
     <w:rPr>
@@ -5329,10 +5276,10 @@
       <w:szCs w:val="24"/>
     </w:rPr>
   </w:style>
-  <w:style w:type="character" w:customStyle="1" w:styleId="Ttulo5Car">
-    <w:name w:val="Título 5 Car"/>
-    <w:basedOn w:val="Fuentedeprrafopredeter"/>
-    <w:link w:val="Ttulo5"/>
+  <w:style w:type="character" w:customStyle="1" w:styleId="Heading5Char">
+    <w:name w:val="Heading 5 Char"/>
+    <w:basedOn w:val="DefaultParagraphFont"/>
+    <w:link w:val="Heading5"/>
     <w:uiPriority w:val="9"/>
     <w:rsid w:val="00AB39A2"/>
     <w:rPr>
@@ -5341,10 +5288,10 @@
       <w:color w:val="284546" w:themeColor="accent1" w:themeShade="BF"/>
     </w:rPr>
   </w:style>
-  <w:style w:type="character" w:customStyle="1" w:styleId="Ttulo6Car">
-    <w:name w:val="Título 6 Car"/>
-    <w:basedOn w:val="Fuentedeprrafopredeter"/>
-    <w:link w:val="Ttulo6"/>
+  <w:style w:type="character" w:customStyle="1" w:styleId="Heading6Char">
+    <w:name w:val="Heading 6 Char"/>
+    <w:basedOn w:val="DefaultParagraphFont"/>
+    <w:link w:val="Heading6"/>
     <w:uiPriority w:val="9"/>
     <w:rsid w:val="00AB39A2"/>
     <w:rPr>
@@ -5355,10 +5302,10 @@
       <w:color w:val="1B2E2E" w:themeColor="accent1" w:themeShade="80"/>
     </w:rPr>
   </w:style>
-  <w:style w:type="character" w:customStyle="1" w:styleId="Ttulo7Car">
-    <w:name w:val="Título 7 Car"/>
-    <w:basedOn w:val="Fuentedeprrafopredeter"/>
-    <w:link w:val="Ttulo7"/>
+  <w:style w:type="character" w:customStyle="1" w:styleId="Heading7Char">
+    <w:name w:val="Heading 7 Char"/>
+    <w:basedOn w:val="DefaultParagraphFont"/>
+    <w:link w:val="Heading7"/>
     <w:uiPriority w:val="9"/>
     <w:rsid w:val="00AB39A2"/>
     <w:rPr>
@@ -5368,10 +5315,10 @@
       <w:color w:val="1B2E2E" w:themeColor="accent1" w:themeShade="80"/>
     </w:rPr>
   </w:style>
-  <w:style w:type="character" w:customStyle="1" w:styleId="Ttulo8Car">
-    <w:name w:val="Título 8 Car"/>
-    <w:basedOn w:val="Fuentedeprrafopredeter"/>
-    <w:link w:val="Ttulo8"/>
+  <w:style w:type="character" w:customStyle="1" w:styleId="Heading8Char">
+    <w:name w:val="Heading 8 Char"/>
+    <w:basedOn w:val="DefaultParagraphFont"/>
+    <w:link w:val="Heading8"/>
     <w:uiPriority w:val="9"/>
     <w:rsid w:val="00AB39A2"/>
     <w:rPr>
@@ -5383,10 +5330,10 @@
       <w:color w:val="1B2E2E" w:themeColor="accent1" w:themeShade="80"/>
     </w:rPr>
   </w:style>
-  <w:style w:type="character" w:customStyle="1" w:styleId="Ttulo9Car">
-    <w:name w:val="Título 9 Car"/>
-    <w:basedOn w:val="Fuentedeprrafopredeter"/>
-    <w:link w:val="Ttulo9"/>
+  <w:style w:type="character" w:customStyle="1" w:styleId="Heading9Char">
+    <w:name w:val="Heading 9 Char"/>
+    <w:basedOn w:val="DefaultParagraphFont"/>
+    <w:link w:val="Heading9"/>
     <w:uiPriority w:val="9"/>
     <w:semiHidden/>
     <w:rsid w:val="00AB39A2"/>
@@ -5397,11 +5344,11 @@
       <w:color w:val="1B2E2E" w:themeColor="accent1" w:themeShade="80"/>
     </w:rPr>
   </w:style>
-  <w:style w:type="paragraph" w:styleId="Descripcin">
+  <w:style w:type="paragraph" w:styleId="Caption">
     <w:name w:val="caption"/>
     <w:basedOn w:val="Normal"/>
     <w:next w:val="Normal"/>
-    <w:link w:val="DescripcinCar"/>
+    <w:link w:val="CaptionChar"/>
     <w:unhideWhenUsed/>
     <w:qFormat/>
     <w:rsid w:val="00AB39A2"/>
@@ -5415,10 +5362,10 @@
       <w:color w:val="739A8A" w:themeColor="text2"/>
     </w:rPr>
   </w:style>
-  <w:style w:type="character" w:customStyle="1" w:styleId="TtuloCar">
-    <w:name w:val="Título Car"/>
-    <w:basedOn w:val="Fuentedeprrafopredeter"/>
-    <w:link w:val="Ttulo"/>
+  <w:style w:type="character" w:customStyle="1" w:styleId="TitleChar">
+    <w:name w:val="Title Char"/>
+    <w:basedOn w:val="DefaultParagraphFont"/>
+    <w:link w:val="Title"/>
     <w:uiPriority w:val="10"/>
     <w:rsid w:val="00AB39A2"/>
     <w:rPr>
@@ -5430,10 +5377,10 @@
       <w:szCs w:val="72"/>
     </w:rPr>
   </w:style>
-  <w:style w:type="character" w:customStyle="1" w:styleId="SubttuloCar">
-    <w:name w:val="Subtítulo Car"/>
-    <w:basedOn w:val="Fuentedeprrafopredeter"/>
-    <w:link w:val="Subttulo"/>
+  <w:style w:type="character" w:customStyle="1" w:styleId="SubtitleChar">
+    <w:name w:val="Subtitle Char"/>
+    <w:basedOn w:val="DefaultParagraphFont"/>
+    <w:link w:val="Subtitle"/>
     <w:uiPriority w:val="11"/>
     <w:rsid w:val="00AB39A2"/>
     <w:rPr>
@@ -5443,9 +5390,9 @@
       <w:szCs w:val="28"/>
     </w:rPr>
   </w:style>
-  <w:style w:type="character" w:styleId="Fuerte">
+  <w:style w:type="character" w:styleId="Strong">
     <w:name w:val="Strong"/>
-    <w:basedOn w:val="Fuentedeprrafopredeter"/>
+    <w:basedOn w:val="DefaultParagraphFont"/>
     <w:uiPriority w:val="22"/>
     <w:qFormat/>
     <w:rsid w:val="00AB39A2"/>
@@ -5454,9 +5401,9 @@
       <w:bCs/>
     </w:rPr>
   </w:style>
-  <w:style w:type="character" w:styleId="nfasis">
+  <w:style w:type="character" w:styleId="Emphasis">
     <w:name w:val="Emphasis"/>
-    <w:basedOn w:val="Fuentedeprrafopredeter"/>
+    <w:basedOn w:val="DefaultParagraphFont"/>
     <w:uiPriority w:val="20"/>
     <w:qFormat/>
     <w:rsid w:val="00AB39A2"/>
@@ -5465,7 +5412,7 @@
       <w:iCs/>
     </w:rPr>
   </w:style>
-  <w:style w:type="paragraph" w:styleId="Sinespaciado">
+  <w:style w:type="paragraph" w:styleId="NoSpacing">
     <w:name w:val="No Spacing"/>
     <w:uiPriority w:val="1"/>
     <w:qFormat/>
@@ -5474,11 +5421,11 @@
       <w:spacing w:after="0" w:line="240" w:lineRule="auto"/>
     </w:pPr>
   </w:style>
-  <w:style w:type="paragraph" w:styleId="Cita">
+  <w:style w:type="paragraph" w:styleId="Quote">
     <w:name w:val="Quote"/>
     <w:basedOn w:val="Normal"/>
     <w:next w:val="Normal"/>
-    <w:link w:val="CitaCar"/>
+    <w:link w:val="QuoteChar"/>
     <w:uiPriority w:val="29"/>
     <w:qFormat/>
     <w:rsid w:val="00AB39A2"/>
@@ -5492,10 +5439,10 @@
       <w:szCs w:val="24"/>
     </w:rPr>
   </w:style>
-  <w:style w:type="character" w:customStyle="1" w:styleId="CitaCar">
-    <w:name w:val="Cita Car"/>
-    <w:basedOn w:val="Fuentedeprrafopredeter"/>
-    <w:link w:val="Cita"/>
+  <w:style w:type="character" w:customStyle="1" w:styleId="QuoteChar">
+    <w:name w:val="Quote Char"/>
+    <w:basedOn w:val="DefaultParagraphFont"/>
+    <w:link w:val="Quote"/>
     <w:uiPriority w:val="29"/>
     <w:rsid w:val="00AB39A2"/>
     <w:rPr>
@@ -5504,11 +5451,11 @@
       <w:szCs w:val="24"/>
     </w:rPr>
   </w:style>
-  <w:style w:type="paragraph" w:styleId="Citadestacada">
+  <w:style w:type="paragraph" w:styleId="IntenseQuote">
     <w:name w:val="Intense Quote"/>
     <w:basedOn w:val="Normal"/>
     <w:next w:val="Normal"/>
-    <w:link w:val="CitadestacadaCar"/>
+    <w:link w:val="IntenseQuoteChar"/>
     <w:uiPriority w:val="30"/>
     <w:qFormat/>
     <w:rsid w:val="00AB39A2"/>
@@ -5525,10 +5472,10 @@
       <w:szCs w:val="32"/>
     </w:rPr>
   </w:style>
-  <w:style w:type="character" w:customStyle="1" w:styleId="CitadestacadaCar">
-    <w:name w:val="Cita destacada Car"/>
-    <w:basedOn w:val="Fuentedeprrafopredeter"/>
-    <w:link w:val="Citadestacada"/>
+  <w:style w:type="character" w:customStyle="1" w:styleId="IntenseQuoteChar">
+    <w:name w:val="Intense Quote Char"/>
+    <w:basedOn w:val="DefaultParagraphFont"/>
+    <w:link w:val="IntenseQuote"/>
     <w:uiPriority w:val="30"/>
     <w:rsid w:val="00AB39A2"/>
     <w:rPr>
@@ -5539,9 +5486,9 @@
       <w:szCs w:val="32"/>
     </w:rPr>
   </w:style>
-  <w:style w:type="character" w:styleId="nfasissutil">
+  <w:style w:type="character" w:styleId="SubtleEmphasis">
     <w:name w:val="Subtle Emphasis"/>
-    <w:basedOn w:val="Fuentedeprrafopredeter"/>
+    <w:basedOn w:val="DefaultParagraphFont"/>
     <w:uiPriority w:val="19"/>
     <w:qFormat/>
     <w:rsid w:val="00AB39A2"/>
@@ -5551,9 +5498,9 @@
       <w:color w:val="A3BDB2" w:themeColor="text1" w:themeTint="A6"/>
     </w:rPr>
   </w:style>
-  <w:style w:type="character" w:styleId="nfasisintenso">
+  <w:style w:type="character" w:styleId="IntenseEmphasis">
     <w:name w:val="Intense Emphasis"/>
-    <w:basedOn w:val="Fuentedeprrafopredeter"/>
+    <w:basedOn w:val="DefaultParagraphFont"/>
     <w:uiPriority w:val="21"/>
     <w:qFormat/>
     <w:rsid w:val="00AB39A2"/>
@@ -5564,9 +5511,9 @@
       <w:iCs/>
     </w:rPr>
   </w:style>
-  <w:style w:type="character" w:styleId="Referenciasutil">
+  <w:style w:type="character" w:styleId="SubtleReference">
     <w:name w:val="Subtle Reference"/>
-    <w:basedOn w:val="Fuentedeprrafopredeter"/>
+    <w:basedOn w:val="DefaultParagraphFont"/>
     <w:uiPriority w:val="31"/>
     <w:qFormat/>
     <w:rsid w:val="00AB39A2"/>
@@ -5577,9 +5524,9 @@
       <w:bdr w:val="none" w:sz="0" w:space="0" w:color="auto"/>
     </w:rPr>
   </w:style>
-  <w:style w:type="character" w:styleId="Referenciaintensa">
+  <w:style w:type="character" w:styleId="IntenseReference">
     <w:name w:val="Intense Reference"/>
-    <w:basedOn w:val="Fuentedeprrafopredeter"/>
+    <w:basedOn w:val="DefaultParagraphFont"/>
     <w:uiPriority w:val="32"/>
     <w:qFormat/>
     <w:rsid w:val="00AB39A2"/>
@@ -5591,9 +5538,9 @@
       <w:u w:val="single"/>
     </w:rPr>
   </w:style>
-  <w:style w:type="character" w:styleId="Ttulodellibro">
+  <w:style w:type="character" w:styleId="BookTitle">
     <w:name w:val="Book Title"/>
-    <w:basedOn w:val="Fuentedeprrafopredeter"/>
+    <w:basedOn w:val="DefaultParagraphFont"/>
     <w:uiPriority w:val="33"/>
     <w:qFormat/>
     <w:rsid w:val="00AB39A2"/>
@@ -5604,9 +5551,9 @@
       <w:spacing w:val="10"/>
     </w:rPr>
   </w:style>
-  <w:style w:type="paragraph" w:styleId="TtuloTDC">
+  <w:style w:type="paragraph" w:styleId="TOCHeading">
     <w:name w:val="TOC Heading"/>
-    <w:basedOn w:val="Ttulo1"/>
+    <w:basedOn w:val="Heading1"/>
     <w:next w:val="Normal"/>
     <w:uiPriority w:val="39"/>
     <w:unhideWhenUsed/>
@@ -5616,10 +5563,10 @@
       <w:outlineLvl w:val="9"/>
     </w:pPr>
   </w:style>
-  <w:style w:type="paragraph" w:styleId="Encabezado">
+  <w:style w:type="paragraph" w:styleId="Header">
     <w:name w:val="header"/>
     <w:basedOn w:val="Normal"/>
-    <w:link w:val="EncabezadoCar"/>
+    <w:link w:val="HeaderChar"/>
     <w:uiPriority w:val="99"/>
     <w:unhideWhenUsed/>
     <w:rsid w:val="00171F5E"/>
@@ -5631,17 +5578,17 @@
       <w:spacing w:after="0" w:line="240" w:lineRule="auto"/>
     </w:pPr>
   </w:style>
-  <w:style w:type="character" w:customStyle="1" w:styleId="EncabezadoCar">
-    <w:name w:val="Encabezado Car"/>
-    <w:basedOn w:val="Fuentedeprrafopredeter"/>
-    <w:link w:val="Encabezado"/>
+  <w:style w:type="character" w:customStyle="1" w:styleId="HeaderChar">
+    <w:name w:val="Header Char"/>
+    <w:basedOn w:val="DefaultParagraphFont"/>
+    <w:link w:val="Header"/>
     <w:uiPriority w:val="99"/>
     <w:rsid w:val="00171F5E"/>
   </w:style>
-  <w:style w:type="paragraph" w:styleId="Piedepgina">
+  <w:style w:type="paragraph" w:styleId="Footer">
     <w:name w:val="footer"/>
     <w:basedOn w:val="Normal"/>
-    <w:link w:val="PiedepginaCar"/>
+    <w:link w:val="FooterChar"/>
     <w:uiPriority w:val="99"/>
     <w:unhideWhenUsed/>
     <w:rsid w:val="00171F5E"/>
@@ -5653,14 +5600,14 @@
       <w:spacing w:after="0" w:line="240" w:lineRule="auto"/>
     </w:pPr>
   </w:style>
-  <w:style w:type="character" w:customStyle="1" w:styleId="PiedepginaCar">
-    <w:name w:val="Pie de página Car"/>
-    <w:basedOn w:val="Fuentedeprrafopredeter"/>
-    <w:link w:val="Piedepgina"/>
+  <w:style w:type="character" w:customStyle="1" w:styleId="FooterChar">
+    <w:name w:val="Footer Char"/>
+    <w:basedOn w:val="DefaultParagraphFont"/>
+    <w:link w:val="Footer"/>
     <w:uiPriority w:val="99"/>
     <w:rsid w:val="00171F5E"/>
   </w:style>
-  <w:style w:type="paragraph" w:styleId="TDC1">
+  <w:style w:type="paragraph" w:styleId="TOC1">
     <w:name w:val="toc 1"/>
     <w:basedOn w:val="Normal"/>
     <w:next w:val="Normal"/>
@@ -5672,7 +5619,7 @@
       <w:spacing w:after="100"/>
     </w:pPr>
   </w:style>
-  <w:style w:type="paragraph" w:styleId="TDC2">
+  <w:style w:type="paragraph" w:styleId="TOC2">
     <w:name w:val="toc 2"/>
     <w:basedOn w:val="Normal"/>
     <w:next w:val="Normal"/>
@@ -5689,7 +5636,7 @@
       <w:ind w:left="220"/>
     </w:pPr>
   </w:style>
-  <w:style w:type="paragraph" w:styleId="TDC3">
+  <w:style w:type="paragraph" w:styleId="TOC3">
     <w:name w:val="toc 3"/>
     <w:basedOn w:val="Normal"/>
     <w:next w:val="Normal"/>
@@ -5703,10 +5650,10 @@
       <w:ind w:left="440"/>
     </w:pPr>
   </w:style>
-  <w:style w:type="paragraph" w:styleId="Textonotapie">
+  <w:style w:type="paragraph" w:styleId="FootnoteText">
     <w:name w:val="footnote text"/>
     <w:basedOn w:val="Normal"/>
-    <w:link w:val="TextonotapieCar"/>
+    <w:link w:val="FootnoteTextChar"/>
     <w:uiPriority w:val="99"/>
     <w:semiHidden/>
     <w:unhideWhenUsed/>
@@ -5719,10 +5666,10 @@
       <w:szCs w:val="20"/>
     </w:rPr>
   </w:style>
-  <w:style w:type="character" w:customStyle="1" w:styleId="TextonotapieCar">
-    <w:name w:val="Texto nota pie Car"/>
-    <w:basedOn w:val="Fuentedeprrafopredeter"/>
-    <w:link w:val="Textonotapie"/>
+  <w:style w:type="character" w:customStyle="1" w:styleId="FootnoteTextChar">
+    <w:name w:val="Footnote Text Char"/>
+    <w:basedOn w:val="DefaultParagraphFont"/>
+    <w:link w:val="FootnoteText"/>
     <w:uiPriority w:val="99"/>
     <w:semiHidden/>
     <w:rsid w:val="00C81877"/>
@@ -5731,10 +5678,10 @@
       <w:szCs w:val="20"/>
     </w:rPr>
   </w:style>
-  <w:style w:type="paragraph" w:styleId="Textocomentario">
+  <w:style w:type="paragraph" w:styleId="CommentText">
     <w:name w:val="annotation text"/>
     <w:basedOn w:val="Normal"/>
-    <w:link w:val="TextocomentarioCar"/>
+    <w:link w:val="CommentTextChar"/>
     <w:uiPriority w:val="99"/>
     <w:semiHidden/>
     <w:unhideWhenUsed/>
@@ -5751,10 +5698,10 @@
       <w:lang w:val="en-US"/>
     </w:rPr>
   </w:style>
-  <w:style w:type="character" w:customStyle="1" w:styleId="TextocomentarioCar">
-    <w:name w:val="Texto comentario Car"/>
-    <w:basedOn w:val="Fuentedeprrafopredeter"/>
-    <w:link w:val="Textocomentario"/>
+  <w:style w:type="character" w:customStyle="1" w:styleId="CommentTextChar">
+    <w:name w:val="Comment Text Char"/>
+    <w:basedOn w:val="DefaultParagraphFont"/>
+    <w:link w:val="CommentText"/>
     <w:uiPriority w:val="99"/>
     <w:semiHidden/>
     <w:rsid w:val="00C81877"/>
@@ -5765,7 +5712,7 @@
       <w:lang w:val="en-US"/>
     </w:rPr>
   </w:style>
-  <w:style w:type="character" w:styleId="Refdenotaalpie">
+  <w:style w:type="character" w:styleId="FootnoteReference">
     <w:name w:val="footnote reference"/>
     <w:uiPriority w:val="99"/>
     <w:semiHidden/>
@@ -5775,9 +5722,9 @@
       <w:vertAlign w:val="superscript"/>
     </w:rPr>
   </w:style>
-  <w:style w:type="character" w:styleId="Refdecomentario">
+  <w:style w:type="character" w:styleId="CommentReference">
     <w:name w:val="annotation reference"/>
-    <w:basedOn w:val="Fuentedeprrafopredeter"/>
+    <w:basedOn w:val="DefaultParagraphFont"/>
     <w:uiPriority w:val="99"/>
     <w:semiHidden/>
     <w:unhideWhenUsed/>
@@ -5787,9 +5734,9 @@
       <w:szCs w:val="16"/>
     </w:rPr>
   </w:style>
-  <w:style w:type="character" w:styleId="Hipervnculo">
+  <w:style w:type="character" w:styleId="Hyperlink">
     <w:name w:val="Hyperlink"/>
-    <w:basedOn w:val="Fuentedeprrafopredeter"/>
+    <w:basedOn w:val="DefaultParagraphFont"/>
     <w:uiPriority w:val="99"/>
     <w:unhideWhenUsed/>
     <w:rsid w:val="00C81877"/>
@@ -5798,9 +5745,9 @@
       <w:u w:val="single"/>
     </w:rPr>
   </w:style>
-  <w:style w:type="character" w:styleId="Mencinsinresolver">
+  <w:style w:type="character" w:styleId="UnresolvedMention">
     <w:name w:val="Unresolved Mention"/>
-    <w:basedOn w:val="Fuentedeprrafopredeter"/>
+    <w:basedOn w:val="DefaultParagraphFont"/>
     <w:uiPriority w:val="99"/>
     <w:semiHidden/>
     <w:unhideWhenUsed/>
@@ -5810,9 +5757,9 @@
       <w:shd w:val="clear" w:color="auto" w:fill="E1DFDD"/>
     </w:rPr>
   </w:style>
-  <w:style w:type="table" w:styleId="Tablaconcuadrcula">
+  <w:style w:type="table" w:styleId="TableGrid">
     <w:name w:val="Table Grid"/>
-    <w:basedOn w:val="Tablanormal"/>
+    <w:basedOn w:val="TableNormal"/>
     <w:uiPriority w:val="39"/>
     <w:rsid w:val="00292DEB"/>
     <w:pPr>
@@ -5836,7 +5783,7 @@
       </w:tblBorders>
     </w:tblPr>
   </w:style>
-  <w:style w:type="paragraph" w:styleId="Tabladeilustraciones">
+  <w:style w:type="paragraph" w:styleId="TableofFigures">
     <w:name w:val="table of figures"/>
     <w:basedOn w:val="Normal"/>
     <w:next w:val="Normal"/>
@@ -5854,10 +5801,10 @@
       <w:lang w:val="en-US"/>
     </w:rPr>
   </w:style>
-  <w:style w:type="character" w:customStyle="1" w:styleId="DescripcinCar">
-    <w:name w:val="Descripción Car"/>
-    <w:basedOn w:val="Fuentedeprrafopredeter"/>
-    <w:link w:val="Descripcin"/>
+  <w:style w:type="character" w:customStyle="1" w:styleId="CaptionChar">
+    <w:name w:val="Caption Char"/>
+    <w:basedOn w:val="DefaultParagraphFont"/>
+    <w:link w:val="Caption"/>
     <w:locked/>
     <w:rsid w:val="00CE62B2"/>
     <w:rPr>
@@ -5867,11 +5814,11 @@
       <w:color w:val="739A8A" w:themeColor="text2"/>
     </w:rPr>
   </w:style>
-  <w:style w:type="paragraph" w:styleId="Subttulo">
+  <w:style w:type="paragraph" w:styleId="Subtitle">
     <w:name w:val="Subtitle"/>
     <w:basedOn w:val="Normal"/>
     <w:next w:val="Normal"/>
-    <w:link w:val="SubttuloCar"/>
+    <w:link w:val="SubtitleChar"/>
     <w:uiPriority w:val="11"/>
     <w:qFormat/>
     <w:pPr>
@@ -5886,7 +5833,7 @@
     </w:rPr>
   </w:style>
   <w:style w:type="table" w:customStyle="1" w:styleId="a">
-    <w:basedOn w:val="Tablanormal"/>
+    <w:basedOn w:val="TableNormal"/>
     <w:pPr>
       <w:spacing w:after="0" w:line="240" w:lineRule="auto"/>
     </w:pPr>
@@ -5902,7 +5849,7 @@
     </w:tblPr>
   </w:style>
   <w:style w:type="table" w:customStyle="1" w:styleId="a0">
-    <w:basedOn w:val="Tablanormal"/>
+    <w:basedOn w:val="TableNormal"/>
     <w:pPr>
       <w:spacing w:after="0" w:line="240" w:lineRule="auto"/>
     </w:pPr>
@@ -5918,7 +5865,7 @@
     </w:tblPr>
   </w:style>
   <w:style w:type="table" w:customStyle="1" w:styleId="a1">
-    <w:basedOn w:val="Tablanormal"/>
+    <w:basedOn w:val="TableNormal"/>
     <w:pPr>
       <w:spacing w:after="0" w:line="240" w:lineRule="auto"/>
     </w:pPr>
@@ -6138,28 +6085,28 @@
 </file>
 
 <file path=customXml/item1.xml><?xml version="1.0" encoding="utf-8"?>
+<b:Sources xmlns:b="http://schemas.openxmlformats.org/officeDocument/2006/bibliography" xmlns="http://schemas.openxmlformats.org/officeDocument/2006/bibliography" SelectedStyle="\APASixthEditionOfficeOnline.xsl" StyleName="APA" Version="6"/>
+</file>
+
+<file path=customXml/item2.xml><?xml version="1.0" encoding="utf-8"?>
 <go:gDocsCustomXmlDataStorage xmlns:go="http://customooxmlschemas.google.com/" xmlns:r="http://schemas.openxmlformats.org/officeDocument/2006/relationships" uri="GoogleDocsCustomDataVersion2">
   <go:docsCustomData xmlns:go="http://customooxmlschemas.google.com/" roundtripDataSignature="AMtx7mjfZHdsiCvpFOesiH+c3zMFCQ6GYw==">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</go:docsCustomData>
 </go:gDocsCustomXmlDataStorage>
 </file>
 
-<file path=customXml/item2.xml><?xml version="1.0" encoding="utf-8"?>
-<b:Sources xmlns:b="http://schemas.openxmlformats.org/officeDocument/2006/bibliography" xmlns="http://schemas.openxmlformats.org/officeDocument/2006/bibliography" SelectedStyle="\APASixthEditionOfficeOnline.xsl" StyleName="APA" Version="6"/>
+<file path=customXml/itemProps1.xml><?xml version="1.0" encoding="utf-8"?>
+<ds:datastoreItem xmlns:ds="http://schemas.openxmlformats.org/officeDocument/2006/customXml" ds:itemID="{13541E44-53E1-4E1E-8B81-150EFAC17A97}">
+  <ds:schemaRefs>
+    <ds:schemaRef ds:uri="http://schemas.openxmlformats.org/officeDocument/2006/bibliography"/>
+  </ds:schemaRefs>
+</ds:datastoreItem>
 </file>
 
-<file path=customXml/itemProps1.xml><?xml version="1.0" encoding="utf-8"?>
+<file path=customXml/itemProps2.xml><?xml version="1.0" encoding="utf-8"?>
 <ds:datastoreItem xmlns:ds="http://schemas.openxmlformats.org/officeDocument/2006/customXml" ds:itemID="{11111111-1234-1234-1234-123412341234}">
   <ds:schemaRefs>
     <ds:schemaRef ds:uri="http://customooxmlschemas.google.com/"/>
     <ds:schemaRef ds:uri="http://schemas.openxmlformats.org/officeDocument/2006/relationships"/>
   </ds:schemaRefs>
 </ds:datastoreItem>
-</file>
-
-<file path=customXml/itemProps2.xml><?xml version="1.0" encoding="utf-8"?>
-<ds:datastoreItem xmlns:ds="http://schemas.openxmlformats.org/officeDocument/2006/customXml" ds:itemID="{13541E44-53E1-4E1E-8B81-150EFAC17A97}">
-  <ds:schemaRefs>
-    <ds:schemaRef ds:uri="http://schemas.openxmlformats.org/officeDocument/2006/bibliography"/>
-  </ds:schemaRefs>
-</ds:datastoreItem>
 </file>